--- a/docs/publisher/draft-v3.docx
+++ b/docs/publisher/draft-v3.docx
@@ -1370,25 +1370,7 @@
           <w:szCs w:val="24"/>
           <w:lang w:val="en-MY" w:eastAsia="zh-CN"/>
         </w:rPr>
-        <w:t xml:space="preserve">) and static GTFS data were obtained from data.gov.my; combining GTFS with spatial layers supports granular assessment of network efficiency and accessibility (Hassan et al. 2025). Real-time GTFS streams are excluded because the national portal supplies only vehicle positions, and deriving metrics from raw coordinates would degrade inference efficiency. GADM </w:t>
-      </w:r>
-      <w:proofErr w:type="gramStart"/>
-      <w:r>
-        <w:rPr>
-          <w:rFonts w:eastAsiaTheme="minorEastAsia"/>
-          <w:szCs w:val="24"/>
-          <w:lang w:val="en-MY" w:eastAsia="zh-CN"/>
-        </w:rPr>
-        <w:t>level-1</w:t>
-      </w:r>
-      <w:proofErr w:type="gramEnd"/>
-      <w:r>
-        <w:rPr>
-          <w:rFonts w:eastAsiaTheme="minorEastAsia"/>
-          <w:szCs w:val="24"/>
-          <w:lang w:val="en-MY" w:eastAsia="zh-CN"/>
-        </w:rPr>
-        <w:t xml:space="preserve"> boundaries were standardised to WGS-84 to construct binary and border-length-weighted adjacency matrices, since graph-based spatial structures capture regional heterogeneity in demand (Jin et al. 2022). Weekly retail fuel prices (RON95, RON97, diesel) were forward-filled to a daily index, and Malaysian public and school holidays for 2019–2026 were extracted from timeanddate.com; fuel price increases correlate positively with transit ridership in developing countries (Ahmad et al. 2024). Gridded population density, seven-category POI counts within a 500 m stop radius, and sub-national daily rainfall were added as environmental covariates, because non-linear ridership relationships require joint semantic and spatial encoding (Shi et al. 2024). The full series (1 January 2019 – 31 December 2025) was split into MCO-inclusive and MCO-exclusive configurations to measure how atypical operational periods affect generalisation.</w:t>
+        <w:t>) and static GTFS data were obtained from data.gov.my; combining GTFS with spatial layers supports granular assessment of network efficiency and accessibility (Hassan et al. 2025). Real-time GTFS streams are excluded because the national portal supplies only vehicle positions, and deriving metrics from raw coordinates would degrade inference efficiency. GADM level-1 boundaries were standardised to WGS-84 to construct binary and border-length-weighted adjacency matrices, since graph-based spatial structures capture regional heterogeneity in demand (Jin et al. 2022). Weekly retail fuel prices (RON95, RON97, diesel) were forward-filled to a daily index, and Malaysian public and school holidays for 2019–2026 were extracted from timeanddate.com; fuel price increases correlate positively with transit ridership in developing countries (Ahmad et al. 2024). Gridded population density, seven-category POI counts within a 500 m stop radius, and sub-national daily rainfall were added as environmental covariates, because non-linear ridership relationships require joint semantic and spatial encoding (Shi et al. 2024). The full series (1 January 2019 – 31 December 2025) was split into MCO-inclusive and MCO-exclusive configurations to measure how atypical operational periods affect generalisation.</w:t>
       </w:r>
     </w:p>
     <w:p>
@@ -2131,7 +2113,6 @@
         </w:rPr>
         <w:t xml:space="preserve"> range; this sets the seven-day interpolation cap, since a monsoon event lasts a few days and seven days bridges one event without fabricating a wet spell (Jiang and Cai 2023). Fuel prices are revised weekly and held constant between announcements, making the level series a staircase </w:t>
       </w:r>
-      <w:proofErr w:type="gramStart"/>
       <w:r>
         <w:rPr>
           <w:rFonts w:eastAsiaTheme="minorEastAsia"/>
@@ -2148,7 +2129,6 @@
         </w:rPr>
         <w:t>e</w:t>
       </w:r>
-      <w:proofErr w:type="gramEnd"/>
       <w:r>
         <w:rPr>
           <w:rFonts w:eastAsiaTheme="minorEastAsia"/>
@@ -6337,13 +6317,33 @@
         <w:jc w:val="both"/>
         <w:rPr>
           <w:rFonts w:eastAsiaTheme="minorEastAsia"/>
+          <w:szCs w:val="24"/>
+          <w:lang w:val="en-MY" w:eastAsia="zh-CN"/>
+        </w:rPr>
+      </w:pPr>
+      <w:r>
+        <w:rPr>
+          <w:rFonts w:eastAsiaTheme="minorEastAsia"/>
           <w:b/>
           <w:bCs/>
           <w:szCs w:val="24"/>
           <w:lang w:val="en-MY" w:eastAsia="zh-CN"/>
         </w:rPr>
-      </w:pPr>
-      <w:r>
+        <w:lastRenderedPageBreak/>
+        <w:t>Acknowledgements</w:t>
+      </w:r>
+      <w:r>
+        <w:rPr>
+          <w:rFonts w:eastAsiaTheme="minorEastAsia"/>
+          <w:szCs w:val="24"/>
+          <w:lang w:val="en-MY" w:eastAsia="zh-CN"/>
+        </w:rPr>
+        <w:t xml:space="preserve">  This research was part of master’s degree completion for Yip Zi Xian under the supervision of Dr. Rafidah.</w:t>
+      </w:r>
+    </w:p>
+    <w:p>
+      <w:pPr>
+        <w:jc w:val="both"/>
         <w:rPr>
           <w:rFonts w:eastAsiaTheme="minorEastAsia"/>
           <w:b/>
@@ -6351,8 +6351,7 @@
           <w:szCs w:val="24"/>
           <w:lang w:val="en-MY" w:eastAsia="zh-CN"/>
         </w:rPr>
-        <w:t>Acknowledgements</w:t>
-      </w:r>
+      </w:pPr>
     </w:p>
     <w:p>
       <w:pPr>
@@ -6371,16 +6370,21 @@
         <w:jc w:val="both"/>
         <w:rPr>
           <w:rFonts w:eastAsiaTheme="minorEastAsia"/>
+          <w:szCs w:val="24"/>
+          <w:lang w:val="en-MY" w:eastAsia="zh-CN"/>
+        </w:rPr>
+      </w:pPr>
+      <w:r>
+        <w:rPr>
+          <w:rFonts w:eastAsiaTheme="minorEastAsia"/>
           <w:b/>
           <w:bCs/>
           <w:szCs w:val="24"/>
           <w:lang w:val="en-MY" w:eastAsia="zh-CN"/>
         </w:rPr>
-      </w:pPr>
-    </w:p>
-    <w:p>
-      <w:pPr>
-        <w:jc w:val="both"/>
+        <w:t>Author Contributions</w:t>
+      </w:r>
+      <w:r>
         <w:rPr>
           <w:rFonts w:eastAsiaTheme="minorEastAsia"/>
           <w:b/>
@@ -6388,8 +6392,60 @@
           <w:szCs w:val="24"/>
           <w:lang w:val="en-MY" w:eastAsia="zh-CN"/>
         </w:rPr>
-      </w:pPr>
-      <w:r>
+        <w:t xml:space="preserve">  </w:t>
+      </w:r>
+      <w:r>
+        <w:rPr>
+          <w:rFonts w:eastAsiaTheme="minorEastAsia"/>
+          <w:szCs w:val="24"/>
+          <w:lang w:val="en-MY" w:eastAsia="zh-CN"/>
+        </w:rPr>
+        <w:t>Conceptualisation, AI model development</w:t>
+      </w:r>
+      <w:r>
+        <w:rPr>
+          <w:rFonts w:eastAsiaTheme="minorEastAsia"/>
+          <w:szCs w:val="24"/>
+          <w:lang w:val="en-MY" w:eastAsia="zh-CN"/>
+        </w:rPr>
+        <w:t>, writing report</w:t>
+      </w:r>
+      <w:r>
+        <w:rPr>
+          <w:rFonts w:eastAsiaTheme="minorEastAsia"/>
+          <w:szCs w:val="24"/>
+          <w:lang w:val="en-MY" w:eastAsia="zh-CN"/>
+        </w:rPr>
+        <w:t xml:space="preserve"> (YZX), </w:t>
+      </w:r>
+      <w:r>
+        <w:rPr>
+          <w:rFonts w:eastAsiaTheme="minorEastAsia"/>
+          <w:szCs w:val="24"/>
+          <w:lang w:val="en-MY" w:eastAsia="zh-CN"/>
+        </w:rPr>
+        <w:t>writing-review</w:t>
+      </w:r>
+      <w:r>
+        <w:rPr>
+          <w:rFonts w:eastAsiaTheme="minorEastAsia"/>
+          <w:szCs w:val="24"/>
+          <w:lang w:val="en-MY" w:eastAsia="zh-CN"/>
+        </w:rPr>
+        <w:t xml:space="preserve"> and supervision </w:t>
+      </w:r>
+      <w:r>
+        <w:rPr>
+          <w:rFonts w:eastAsiaTheme="minorEastAsia"/>
+          <w:szCs w:val="24"/>
+          <w:lang w:val="en-MY" w:eastAsia="zh-CN"/>
+        </w:rPr>
+        <w:t>(Rafidah). All authors reviewed the results and approved the final version of the manuscript.</w:t>
+      </w:r>
+    </w:p>
+    <w:p>
+      <w:pPr>
+        <w:jc w:val="both"/>
         <w:rPr>
           <w:rFonts w:eastAsiaTheme="minorEastAsia"/>
           <w:b/>
@@ -6397,8 +6453,7 @@
           <w:szCs w:val="24"/>
           <w:lang w:val="en-MY" w:eastAsia="zh-CN"/>
         </w:rPr>
-        <w:t>Author Contributions</w:t>
-      </w:r>
+      </w:pPr>
     </w:p>
     <w:p>
       <w:pPr>
@@ -6417,16 +6472,21 @@
         <w:jc w:val="both"/>
         <w:rPr>
           <w:rFonts w:eastAsiaTheme="minorEastAsia"/>
+          <w:szCs w:val="24"/>
+          <w:lang w:val="en-MY" w:eastAsia="zh-CN"/>
+        </w:rPr>
+      </w:pPr>
+      <w:r>
+        <w:rPr>
+          <w:rFonts w:eastAsiaTheme="minorEastAsia"/>
           <w:b/>
           <w:bCs/>
           <w:szCs w:val="24"/>
           <w:lang w:val="en-MY" w:eastAsia="zh-CN"/>
         </w:rPr>
-      </w:pPr>
-    </w:p>
-    <w:p>
-      <w:pPr>
-        <w:jc w:val="both"/>
+        <w:t>Data Availability</w:t>
+      </w:r>
+      <w:r>
         <w:rPr>
           <w:rFonts w:eastAsiaTheme="minorEastAsia"/>
           <w:b/>
@@ -6434,16 +6494,15 @@
           <w:szCs w:val="24"/>
           <w:lang w:val="en-MY" w:eastAsia="zh-CN"/>
         </w:rPr>
-      </w:pPr>
-      <w:r>
-        <w:rPr>
-          <w:rFonts w:eastAsiaTheme="minorEastAsia"/>
-          <w:b/>
-          <w:bCs/>
-          <w:szCs w:val="24"/>
-          <w:lang w:val="en-MY" w:eastAsia="zh-CN"/>
-        </w:rPr>
-        <w:t>Data Availability</w:t>
+        <w:t xml:space="preserve">  </w:t>
+      </w:r>
+      <w:r>
+        <w:rPr>
+          <w:rFonts w:eastAsiaTheme="minorEastAsia"/>
+          <w:szCs w:val="24"/>
+          <w:lang w:val="en-MY" w:eastAsia="zh-CN"/>
+        </w:rPr>
+        <w:t>The data that used for training the proposed model of this study are publicly available from Open API of Malaysia’s official open data portal, Database of Global Administrative Areas, Overpass API, World Pop, Humanitarian Data, and Time and Date.</w:t>
       </w:r>
     </w:p>
     <w:p>
@@ -6890,6 +6949,7 @@
           <w:szCs w:val="24"/>
           <w:lang w:val="en-MY" w:eastAsia="zh-CN"/>
         </w:rPr>
+        <w:lastRenderedPageBreak/>
         <w:t>Chen, P., Fu, X., Wang, X.: A graph convolutional stacked bidirectional unidirectional-LSTM neural network for metro ridership prediction. IEEE Transactions on Intelligent Transportation Systems 23(7), 6950–6962 (2022). https://doi.org/10.1109/TITS.2021.3065404</w:t>
       </w:r>
     </w:p>
@@ -6921,95 +6981,870 @@
           <w:szCs w:val="24"/>
           <w:lang w:val="en-MY" w:eastAsia="zh-CN"/>
         </w:rPr>
+        <w:t>Chevance</w:t>
+      </w:r>
+      <w:proofErr w:type="spellEnd"/>
+      <w:r>
+        <w:rPr>
+          <w:rFonts w:eastAsiaTheme="minorEastAsia"/>
+          <w:szCs w:val="24"/>
+          <w:lang w:val="en-MY" w:eastAsia="zh-CN"/>
+        </w:rPr>
+        <w:t>, G., Andrieu, B., Koch, N., et al.: How gasoline prices influence the effectiveness of interventions targeting sustainable transport modes. Sustainable Mobility and Transport 1, 1–8 (2024). https://doi.org/10.1038/s44333-024-00017-1</w:t>
+      </w:r>
+    </w:p>
+    <w:p>
+      <w:pPr>
+        <w:ind w:left="709" w:hanging="720"/>
+        <w:jc w:val="both"/>
+        <w:rPr>
+          <w:rFonts w:eastAsiaTheme="minorEastAsia"/>
+          <w:szCs w:val="24"/>
+          <w:lang w:val="en-MY" w:eastAsia="zh-CN"/>
+        </w:rPr>
+      </w:pPr>
+    </w:p>
+    <w:p>
+      <w:pPr>
+        <w:ind w:left="709" w:hanging="720"/>
+        <w:jc w:val="both"/>
+        <w:rPr>
+          <w:rFonts w:eastAsiaTheme="minorEastAsia"/>
+          <w:szCs w:val="24"/>
+          <w:lang w:val="en-MY" w:eastAsia="zh-CN"/>
+        </w:rPr>
+      </w:pPr>
+      <w:r>
+        <w:rPr>
+          <w:rFonts w:eastAsiaTheme="minorEastAsia"/>
+          <w:szCs w:val="24"/>
+          <w:lang w:val="en-MY" w:eastAsia="zh-CN"/>
+        </w:rPr>
+        <w:t xml:space="preserve">Cui, H., Si, B., Chi, D., et al.: Short-term passenger flow prediction for urban rail systems: a deep learning approach utilizing multi-source big data. </w:t>
+      </w:r>
+      <w:proofErr w:type="spellStart"/>
+      <w:r>
+        <w:rPr>
+          <w:rFonts w:eastAsiaTheme="minorEastAsia"/>
+          <w:szCs w:val="24"/>
+          <w:lang w:val="en-MY" w:eastAsia="zh-CN"/>
+        </w:rPr>
+        <w:t>PLoS</w:t>
+      </w:r>
+      <w:proofErr w:type="spellEnd"/>
+      <w:r>
+        <w:rPr>
+          <w:rFonts w:eastAsiaTheme="minorEastAsia"/>
+          <w:szCs w:val="24"/>
+          <w:lang w:val="en-MY" w:eastAsia="zh-CN"/>
+        </w:rPr>
+        <w:t xml:space="preserve"> One 20(10), 1–23 (2025). https://doi.org/10.1371/journal.pone.0333094</w:t>
+      </w:r>
+    </w:p>
+    <w:p>
+      <w:pPr>
+        <w:ind w:left="709" w:hanging="720"/>
+        <w:jc w:val="both"/>
+        <w:rPr>
+          <w:rFonts w:eastAsiaTheme="minorEastAsia"/>
+          <w:szCs w:val="24"/>
+          <w:lang w:val="en-MY" w:eastAsia="zh-CN"/>
+        </w:rPr>
+      </w:pPr>
+    </w:p>
+    <w:p>
+      <w:pPr>
+        <w:ind w:left="709" w:hanging="720"/>
+        <w:jc w:val="both"/>
+        <w:rPr>
+          <w:rFonts w:eastAsiaTheme="minorEastAsia"/>
+          <w:szCs w:val="24"/>
+          <w:lang w:val="en-MY" w:eastAsia="zh-CN"/>
+        </w:rPr>
+      </w:pPr>
+      <w:r>
+        <w:rPr>
+          <w:rFonts w:eastAsiaTheme="minorEastAsia"/>
+          <w:szCs w:val="24"/>
+          <w:lang w:val="en-MY" w:eastAsia="zh-CN"/>
+        </w:rPr>
+        <w:t xml:space="preserve">Deng, H.: Traffic-forecasting model with </w:t>
+      </w:r>
+      <w:proofErr w:type="spellStart"/>
+      <w:r>
+        <w:rPr>
+          <w:rFonts w:eastAsiaTheme="minorEastAsia"/>
+          <w:szCs w:val="24"/>
+          <w:lang w:val="en-MY" w:eastAsia="zh-CN"/>
+        </w:rPr>
+        <w:t>spatio</w:t>
+      </w:r>
+      <w:proofErr w:type="spellEnd"/>
+      <w:r>
+        <w:rPr>
+          <w:rFonts w:eastAsiaTheme="minorEastAsia"/>
+          <w:szCs w:val="24"/>
+          <w:lang w:val="en-MY" w:eastAsia="zh-CN"/>
+        </w:rPr>
+        <w:t>-temporal kernel. Electronics 14(7), 1410 (2025). https://doi.org/10.3390/electronics14071410</w:t>
+      </w:r>
+    </w:p>
+    <w:p>
+      <w:pPr>
+        <w:ind w:left="709" w:hanging="720"/>
+        <w:jc w:val="both"/>
+        <w:rPr>
+          <w:rFonts w:eastAsiaTheme="minorEastAsia"/>
+          <w:szCs w:val="24"/>
+          <w:lang w:val="en-MY" w:eastAsia="zh-CN"/>
+        </w:rPr>
+      </w:pPr>
+    </w:p>
+    <w:p>
+      <w:pPr>
+        <w:ind w:left="709" w:hanging="720"/>
+        <w:jc w:val="both"/>
+        <w:rPr>
+          <w:rFonts w:eastAsiaTheme="minorEastAsia"/>
+          <w:szCs w:val="24"/>
+          <w:lang w:val="en-MY" w:eastAsia="zh-CN"/>
+        </w:rPr>
+      </w:pPr>
+      <w:r>
+        <w:rPr>
+          <w:rFonts w:eastAsiaTheme="minorEastAsia"/>
+          <w:szCs w:val="24"/>
+          <w:lang w:val="en-MY" w:eastAsia="zh-CN"/>
+        </w:rPr>
+        <w:t xml:space="preserve">Farahmand, Z.H., </w:t>
+      </w:r>
+      <w:proofErr w:type="spellStart"/>
+      <w:r>
+        <w:rPr>
+          <w:rFonts w:eastAsiaTheme="minorEastAsia"/>
+          <w:szCs w:val="24"/>
+          <w:lang w:val="en-MY" w:eastAsia="zh-CN"/>
+        </w:rPr>
+        <w:t>Gkiotsalitis</w:t>
+      </w:r>
+      <w:proofErr w:type="spellEnd"/>
+      <w:r>
+        <w:rPr>
+          <w:rFonts w:eastAsiaTheme="minorEastAsia"/>
+          <w:szCs w:val="24"/>
+          <w:lang w:val="en-MY" w:eastAsia="zh-CN"/>
+        </w:rPr>
+        <w:t xml:space="preserve">, K., </w:t>
+      </w:r>
+      <w:proofErr w:type="spellStart"/>
+      <w:r>
+        <w:rPr>
+          <w:rFonts w:eastAsiaTheme="minorEastAsia"/>
+          <w:szCs w:val="24"/>
+          <w:lang w:val="en-MY" w:eastAsia="zh-CN"/>
+        </w:rPr>
+        <w:t>Geurs</w:t>
+      </w:r>
+      <w:proofErr w:type="spellEnd"/>
+      <w:r>
+        <w:rPr>
+          <w:rFonts w:eastAsiaTheme="minorEastAsia"/>
+          <w:szCs w:val="24"/>
+          <w:lang w:val="en-MY" w:eastAsia="zh-CN"/>
+        </w:rPr>
+        <w:t>, K.T.: Predicting bus ridership based on the weather conditions using deep learning algorithms. Transportation Research Interdisciplinary Perspectives 19, 100833 (2023). https://doi.org/10.1016/j.trip.2023.100833</w:t>
+      </w:r>
+    </w:p>
+    <w:p>
+      <w:pPr>
+        <w:ind w:left="709" w:hanging="720"/>
+        <w:jc w:val="both"/>
+        <w:rPr>
+          <w:rFonts w:eastAsiaTheme="minorEastAsia"/>
+          <w:szCs w:val="24"/>
+          <w:lang w:val="en-MY" w:eastAsia="zh-CN"/>
+        </w:rPr>
+      </w:pPr>
+    </w:p>
+    <w:p>
+      <w:pPr>
+        <w:ind w:left="709" w:hanging="720"/>
+        <w:jc w:val="both"/>
+        <w:rPr>
+          <w:rFonts w:eastAsiaTheme="minorEastAsia"/>
+          <w:szCs w:val="24"/>
+          <w:lang w:val="en-MY" w:eastAsia="zh-CN"/>
+        </w:rPr>
+      </w:pPr>
+      <w:r>
+        <w:rPr>
+          <w:rFonts w:eastAsiaTheme="minorEastAsia"/>
+          <w:szCs w:val="24"/>
+          <w:lang w:val="en-MY" w:eastAsia="zh-CN"/>
+        </w:rPr>
+        <w:t xml:space="preserve">Ge, L., </w:t>
+      </w:r>
+      <w:proofErr w:type="spellStart"/>
+      <w:r>
+        <w:rPr>
+          <w:rFonts w:eastAsiaTheme="minorEastAsia"/>
+          <w:szCs w:val="24"/>
+          <w:lang w:val="en-MY" w:eastAsia="zh-CN"/>
+        </w:rPr>
+        <w:t>Sarhani</w:t>
+      </w:r>
+      <w:proofErr w:type="spellEnd"/>
+      <w:r>
+        <w:rPr>
+          <w:rFonts w:eastAsiaTheme="minorEastAsia"/>
+          <w:szCs w:val="24"/>
+          <w:lang w:val="en-MY" w:eastAsia="zh-CN"/>
+        </w:rPr>
+        <w:t>, M., Voss, S., et al.: Review of transit data sources: potentials, challenges and complementarity. Sustainability 13(20), 11450 (2021). https://doi.org/10.3390/su132011450</w:t>
+      </w:r>
+    </w:p>
+    <w:p>
+      <w:pPr>
+        <w:ind w:left="709" w:hanging="720"/>
+        <w:jc w:val="both"/>
+        <w:rPr>
+          <w:rFonts w:eastAsiaTheme="minorEastAsia"/>
+          <w:szCs w:val="24"/>
+          <w:lang w:val="en-MY" w:eastAsia="zh-CN"/>
+        </w:rPr>
+      </w:pPr>
+    </w:p>
+    <w:p>
+      <w:pPr>
+        <w:ind w:left="709" w:hanging="720"/>
+        <w:jc w:val="both"/>
+        <w:rPr>
+          <w:rFonts w:eastAsiaTheme="minorEastAsia"/>
+          <w:szCs w:val="24"/>
+          <w:lang w:val="en-MY" w:eastAsia="zh-CN"/>
+        </w:rPr>
+      </w:pPr>
+      <w:proofErr w:type="spellStart"/>
+      <w:r>
+        <w:rPr>
+          <w:rFonts w:eastAsiaTheme="minorEastAsia"/>
+          <w:szCs w:val="24"/>
+          <w:lang w:val="en-MY" w:eastAsia="zh-CN"/>
+        </w:rPr>
+        <w:t>Hashimzai</w:t>
+      </w:r>
+      <w:proofErr w:type="spellEnd"/>
+      <w:r>
+        <w:rPr>
+          <w:rFonts w:eastAsiaTheme="minorEastAsia"/>
+          <w:szCs w:val="24"/>
+          <w:lang w:val="en-MY" w:eastAsia="zh-CN"/>
+        </w:rPr>
+        <w:t>, I.A., Mohammadi, M.Q.: The integration of artificial intelligence in project management: a systematic literature review of emerging trends and challenges. TIERS Information Technology Journal 5(2), 152–164 (2024). https://doi.org/10.38043/tiers.v5i2.5963</w:t>
+      </w:r>
+    </w:p>
+    <w:p>
+      <w:pPr>
+        <w:ind w:left="709" w:hanging="720"/>
+        <w:jc w:val="both"/>
+        <w:rPr>
+          <w:rFonts w:eastAsiaTheme="minorEastAsia"/>
+          <w:szCs w:val="24"/>
+          <w:lang w:val="en-MY" w:eastAsia="zh-CN"/>
+        </w:rPr>
+      </w:pPr>
+    </w:p>
+    <w:p>
+      <w:pPr>
+        <w:ind w:left="709" w:hanging="720"/>
+        <w:jc w:val="both"/>
+        <w:rPr>
+          <w:rFonts w:eastAsiaTheme="minorEastAsia"/>
+          <w:szCs w:val="24"/>
+          <w:lang w:val="en-MY" w:eastAsia="zh-CN"/>
+        </w:rPr>
+      </w:pPr>
+      <w:r>
+        <w:rPr>
+          <w:rFonts w:eastAsiaTheme="minorEastAsia"/>
+          <w:szCs w:val="24"/>
+          <w:lang w:val="en-MY" w:eastAsia="zh-CN"/>
+        </w:rPr>
+        <w:t>Hassan, M., Mahin, H.D., Ahmed, F., et al.: Assessing public transit network efficiency and accessibility in Johor Bahru and Penang, Malaysia: a data-driven approach. Results in Engineering 27, 106126 (2025). https://doi.org/10.1016/j.rineng.2025.106126</w:t>
+      </w:r>
+    </w:p>
+    <w:p>
+      <w:pPr>
+        <w:ind w:left="709" w:hanging="720"/>
+        <w:jc w:val="both"/>
+        <w:rPr>
+          <w:rFonts w:eastAsiaTheme="minorEastAsia"/>
+          <w:szCs w:val="24"/>
+          <w:lang w:val="en-MY" w:eastAsia="zh-CN"/>
+        </w:rPr>
+      </w:pPr>
+    </w:p>
+    <w:p>
+      <w:pPr>
+        <w:ind w:left="709" w:hanging="720"/>
+        <w:jc w:val="both"/>
+        <w:rPr>
+          <w:rFonts w:eastAsiaTheme="minorEastAsia"/>
+          <w:szCs w:val="24"/>
+          <w:lang w:val="en-MY" w:eastAsia="zh-CN"/>
+        </w:rPr>
+      </w:pPr>
+      <w:r>
+        <w:rPr>
+          <w:rFonts w:eastAsiaTheme="minorEastAsia"/>
+          <w:szCs w:val="24"/>
+          <w:lang w:val="en-MY" w:eastAsia="zh-CN"/>
+        </w:rPr>
+        <w:t>Hu, J., Tang, B., Zhu, L., et al.: PDR-STGCN: an enhanced STGCN with multi-scale periodic fusion and a dynamic relational graph for traffic forecasting. Systems 14(1), 102 (2026). https://doi.org/10.3390/systems14010102</w:t>
+      </w:r>
+    </w:p>
+    <w:p>
+      <w:pPr>
+        <w:ind w:left="709" w:hanging="720"/>
+        <w:jc w:val="both"/>
+        <w:rPr>
+          <w:rFonts w:eastAsiaTheme="minorEastAsia"/>
+          <w:szCs w:val="24"/>
+          <w:lang w:val="en-MY" w:eastAsia="zh-CN"/>
+        </w:rPr>
+      </w:pPr>
+    </w:p>
+    <w:p>
+      <w:pPr>
+        <w:ind w:left="709" w:hanging="720"/>
+        <w:jc w:val="both"/>
+        <w:rPr>
+          <w:rFonts w:eastAsiaTheme="minorEastAsia"/>
+          <w:szCs w:val="24"/>
+          <w:lang w:val="en-MY" w:eastAsia="zh-CN"/>
+        </w:rPr>
+      </w:pPr>
+      <w:r>
+        <w:rPr>
+          <w:rFonts w:eastAsiaTheme="minorEastAsia"/>
+          <w:szCs w:val="24"/>
+          <w:lang w:val="en-MY" w:eastAsia="zh-CN"/>
+        </w:rPr>
+        <w:t>Huang, S., Li, W., Wen, J., et al.: Spatiotemporal variations in Shanghai metro commuting flows during rainfall events. Weather, Climate and Society 14(3), 979–991 (2022). https://doi.org/10.1175/WCAS-D-21-0167.1</w:t>
+      </w:r>
+    </w:p>
+    <w:p>
+      <w:pPr>
+        <w:ind w:left="709" w:hanging="720"/>
+        <w:jc w:val="both"/>
+        <w:rPr>
+          <w:rFonts w:eastAsiaTheme="minorEastAsia"/>
+          <w:szCs w:val="24"/>
+          <w:lang w:val="en-MY" w:eastAsia="zh-CN"/>
+        </w:rPr>
+      </w:pPr>
+    </w:p>
+    <w:p>
+      <w:pPr>
+        <w:ind w:left="709" w:hanging="720"/>
+        <w:jc w:val="both"/>
+        <w:rPr>
+          <w:rFonts w:eastAsiaTheme="minorEastAsia"/>
+          <w:szCs w:val="24"/>
+          <w:lang w:val="en-MY" w:eastAsia="zh-CN"/>
+        </w:rPr>
+      </w:pPr>
+      <w:r>
+        <w:rPr>
+          <w:rFonts w:eastAsiaTheme="minorEastAsia"/>
+          <w:szCs w:val="24"/>
+          <w:lang w:val="en-MY" w:eastAsia="zh-CN"/>
+        </w:rPr>
+        <w:t>Ibrahim, A.N., Borhan, M.N., Osman, M.H., et al.: The influence of service quality on user's perceived satisfaction with light rail transit service in Klang Valley, Malaysia. Mathematics 10, 2213 (2022). https://doi.org/10.3390/math10132213</w:t>
+      </w:r>
+    </w:p>
+    <w:p>
+      <w:pPr>
+        <w:ind w:left="709" w:hanging="720"/>
+        <w:jc w:val="both"/>
+        <w:rPr>
+          <w:rFonts w:eastAsiaTheme="minorEastAsia"/>
+          <w:szCs w:val="24"/>
+          <w:lang w:val="en-MY" w:eastAsia="zh-CN"/>
+        </w:rPr>
+      </w:pPr>
+    </w:p>
+    <w:p>
+      <w:pPr>
+        <w:ind w:left="709" w:hanging="720"/>
+        <w:jc w:val="both"/>
+        <w:rPr>
+          <w:rFonts w:eastAsiaTheme="minorEastAsia"/>
+          <w:szCs w:val="24"/>
+          <w:lang w:val="en-MY" w:eastAsia="zh-CN"/>
+        </w:rPr>
+      </w:pPr>
+      <w:r>
+        <w:rPr>
+          <w:rFonts w:eastAsiaTheme="minorEastAsia"/>
+          <w:szCs w:val="24"/>
+          <w:lang w:val="en-MY" w:eastAsia="zh-CN"/>
+        </w:rPr>
+        <w:t>Jevinger, A., Zhao, C., Persson, J.A., et al.: Artificial intelligence for improving public transport: a mapping study. Public Transport 16, 99–158 (2024). https://doi.org/10.1007/s12469-023-00334-7</w:t>
+      </w:r>
+    </w:p>
+    <w:p>
+      <w:pPr>
+        <w:ind w:left="709" w:hanging="720"/>
+        <w:jc w:val="both"/>
+        <w:rPr>
+          <w:rFonts w:eastAsiaTheme="minorEastAsia"/>
+          <w:szCs w:val="24"/>
+          <w:lang w:val="en-MY" w:eastAsia="zh-CN"/>
+        </w:rPr>
+      </w:pPr>
+    </w:p>
+    <w:p>
+      <w:pPr>
+        <w:ind w:left="709" w:hanging="720"/>
+        <w:jc w:val="both"/>
+        <w:rPr>
+          <w:rFonts w:eastAsiaTheme="minorEastAsia"/>
+          <w:szCs w:val="24"/>
+          <w:lang w:val="en-MY" w:eastAsia="zh-CN"/>
+        </w:rPr>
+      </w:pPr>
+      <w:r>
+        <w:rPr>
+          <w:rFonts w:eastAsiaTheme="minorEastAsia"/>
+          <w:szCs w:val="24"/>
+          <w:lang w:val="en-MY" w:eastAsia="zh-CN"/>
+        </w:rPr>
         <w:lastRenderedPageBreak/>
-        <w:t>Chevance</w:t>
-      </w:r>
-      <w:proofErr w:type="spellEnd"/>
-      <w:r>
-        <w:rPr>
-          <w:rFonts w:eastAsiaTheme="minorEastAsia"/>
-          <w:szCs w:val="24"/>
-          <w:lang w:val="en-MY" w:eastAsia="zh-CN"/>
-        </w:rPr>
-        <w:t>, G., Andrieu, B., Koch, N., et al.: How gasoline prices influence the effectiveness of interventions targeting sustainable transport modes. Sustainable Mobility and Transport 1, 1–8 (2024). https://doi.org/10.1038/s44333-024-00017-1</w:t>
-      </w:r>
-    </w:p>
-    <w:p>
-      <w:pPr>
-        <w:ind w:left="709" w:hanging="720"/>
-        <w:jc w:val="both"/>
-        <w:rPr>
-          <w:rFonts w:eastAsiaTheme="minorEastAsia"/>
-          <w:szCs w:val="24"/>
-          <w:lang w:val="en-MY" w:eastAsia="zh-CN"/>
-        </w:rPr>
-      </w:pPr>
-    </w:p>
-    <w:p>
-      <w:pPr>
-        <w:ind w:left="709" w:hanging="720"/>
-        <w:jc w:val="both"/>
-        <w:rPr>
-          <w:rFonts w:eastAsiaTheme="minorEastAsia"/>
-          <w:szCs w:val="24"/>
-          <w:lang w:val="en-MY" w:eastAsia="zh-CN"/>
-        </w:rPr>
-      </w:pPr>
-      <w:r>
-        <w:rPr>
-          <w:rFonts w:eastAsiaTheme="minorEastAsia"/>
-          <w:szCs w:val="24"/>
-          <w:lang w:val="en-MY" w:eastAsia="zh-CN"/>
-        </w:rPr>
-        <w:t xml:space="preserve">Cui, H., Si, B., Chi, D., et al.: Short-term passenger flow prediction for urban rail systems: a deep learning approach utilizing multi-source big data. </w:t>
-      </w:r>
-      <w:proofErr w:type="spellStart"/>
-      <w:r>
-        <w:rPr>
-          <w:rFonts w:eastAsiaTheme="minorEastAsia"/>
-          <w:szCs w:val="24"/>
-          <w:lang w:val="en-MY" w:eastAsia="zh-CN"/>
-        </w:rPr>
-        <w:t>PLoS</w:t>
-      </w:r>
-      <w:proofErr w:type="spellEnd"/>
-      <w:r>
-        <w:rPr>
-          <w:rFonts w:eastAsiaTheme="minorEastAsia"/>
-          <w:szCs w:val="24"/>
-          <w:lang w:val="en-MY" w:eastAsia="zh-CN"/>
-        </w:rPr>
-        <w:t xml:space="preserve"> One 20(10), 1–23 (2025). https://doi.org/10.1371/journal.pone.0333094</w:t>
-      </w:r>
-    </w:p>
-    <w:p>
-      <w:pPr>
-        <w:ind w:left="709" w:hanging="720"/>
-        <w:jc w:val="both"/>
-        <w:rPr>
-          <w:rFonts w:eastAsiaTheme="minorEastAsia"/>
-          <w:szCs w:val="24"/>
-          <w:lang w:val="en-MY" w:eastAsia="zh-CN"/>
-        </w:rPr>
-      </w:pPr>
-    </w:p>
-    <w:p>
-      <w:pPr>
-        <w:ind w:left="709" w:hanging="720"/>
-        <w:jc w:val="both"/>
-        <w:rPr>
-          <w:rFonts w:eastAsiaTheme="minorEastAsia"/>
-          <w:szCs w:val="24"/>
-          <w:lang w:val="en-MY" w:eastAsia="zh-CN"/>
-        </w:rPr>
-      </w:pPr>
-      <w:r>
-        <w:rPr>
-          <w:rFonts w:eastAsiaTheme="minorEastAsia"/>
-          <w:szCs w:val="24"/>
-          <w:lang w:val="en-MY" w:eastAsia="zh-CN"/>
-        </w:rPr>
-        <w:t xml:space="preserve">Deng, H.: Traffic-forecasting model with </w:t>
+        <w:t>Jiang, R., Yin, D., Wang, Z., et al.: DL-Traff: survey and benchmark of deep learning models for urban traffic prediction. In: Proceedings of the 30th ACM International Conference on Information and Knowledge Management, pp. 4515–4525 (2021). https://doi.org/10.1145/3459637.3482000</w:t>
+      </w:r>
+    </w:p>
+    <w:p>
+      <w:pPr>
+        <w:ind w:left="709" w:hanging="720"/>
+        <w:jc w:val="both"/>
+        <w:rPr>
+          <w:rFonts w:eastAsiaTheme="minorEastAsia"/>
+          <w:szCs w:val="24"/>
+          <w:lang w:val="en-MY" w:eastAsia="zh-CN"/>
+        </w:rPr>
+      </w:pPr>
+    </w:p>
+    <w:p>
+      <w:pPr>
+        <w:ind w:left="709" w:hanging="720"/>
+        <w:jc w:val="both"/>
+        <w:rPr>
+          <w:rFonts w:eastAsiaTheme="minorEastAsia"/>
+          <w:szCs w:val="24"/>
+          <w:lang w:val="en-MY" w:eastAsia="zh-CN"/>
+        </w:rPr>
+      </w:pPr>
+      <w:r>
+        <w:rPr>
+          <w:rFonts w:eastAsiaTheme="minorEastAsia"/>
+          <w:szCs w:val="24"/>
+          <w:lang w:val="en-MY" w:eastAsia="zh-CN"/>
+        </w:rPr>
+        <w:t>Jiang, S., Cai, C.: The impacts of weather conditions on metro ridership: an empirical study from three mega cities in China. Travel Behaviour and Society 31, 166–177 (2023). https://doi.org/10.1016/j.tbs.2022.12.003</w:t>
+      </w:r>
+    </w:p>
+    <w:p>
+      <w:pPr>
+        <w:ind w:left="709" w:hanging="720"/>
+        <w:jc w:val="both"/>
+        <w:rPr>
+          <w:rFonts w:eastAsiaTheme="minorEastAsia"/>
+          <w:szCs w:val="24"/>
+          <w:lang w:val="en-MY" w:eastAsia="zh-CN"/>
+        </w:rPr>
+      </w:pPr>
+    </w:p>
+    <w:p>
+      <w:pPr>
+        <w:ind w:left="709" w:hanging="720"/>
+        <w:jc w:val="both"/>
+        <w:rPr>
+          <w:rFonts w:eastAsiaTheme="minorEastAsia"/>
+          <w:szCs w:val="24"/>
+          <w:lang w:val="en-MY" w:eastAsia="zh-CN"/>
+        </w:rPr>
+      </w:pPr>
+      <w:r>
+        <w:rPr>
+          <w:rFonts w:eastAsiaTheme="minorEastAsia"/>
+          <w:szCs w:val="24"/>
+          <w:lang w:val="en-MY" w:eastAsia="zh-CN"/>
+        </w:rPr>
+        <w:t>Jin, S., Jing, C., Wang, Y., et al.: Spatiotemporal graph convolutional neural networks for metro flow prediction. The International Archives of the Photogrammetry, Remote Sensing and Spatial Information Sciences XLIII, 403–409 (2022). https://doi.org/10.5194/isprs-archives-XLIII-B4-2022-403-2022</w:t>
+      </w:r>
+    </w:p>
+    <w:p>
+      <w:pPr>
+        <w:ind w:left="709" w:hanging="720"/>
+        <w:jc w:val="both"/>
+        <w:rPr>
+          <w:rFonts w:eastAsiaTheme="minorEastAsia"/>
+          <w:szCs w:val="24"/>
+          <w:lang w:val="en-MY" w:eastAsia="zh-CN"/>
+        </w:rPr>
+      </w:pPr>
+    </w:p>
+    <w:p>
+      <w:pPr>
+        <w:ind w:left="709" w:hanging="720"/>
+        <w:jc w:val="both"/>
+        <w:rPr>
+          <w:rFonts w:eastAsiaTheme="minorEastAsia"/>
+          <w:szCs w:val="24"/>
+          <w:lang w:val="en-MY" w:eastAsia="zh-CN"/>
+        </w:rPr>
+      </w:pPr>
+      <w:r>
+        <w:rPr>
+          <w:rFonts w:eastAsiaTheme="minorEastAsia"/>
+          <w:szCs w:val="24"/>
+          <w:lang w:val="en-MY" w:eastAsia="zh-CN"/>
+        </w:rPr>
+        <w:t>Keller, C., Gluck, F., Gerlach, C.F., et al.: Investigating the potential of data science methods for sustainable public transport. Sustainability 14, 4211 (2022). https://doi.org/10.3390/su14074211</w:t>
+      </w:r>
+    </w:p>
+    <w:p>
+      <w:pPr>
+        <w:ind w:left="709" w:hanging="720"/>
+        <w:jc w:val="both"/>
+        <w:rPr>
+          <w:rFonts w:eastAsiaTheme="minorEastAsia"/>
+          <w:szCs w:val="24"/>
+          <w:lang w:val="en-MY" w:eastAsia="zh-CN"/>
+        </w:rPr>
+      </w:pPr>
+    </w:p>
+    <w:p>
+      <w:pPr>
+        <w:ind w:left="709" w:hanging="720"/>
+        <w:jc w:val="both"/>
+        <w:rPr>
+          <w:rFonts w:eastAsiaTheme="minorEastAsia"/>
+          <w:szCs w:val="24"/>
+          <w:lang w:val="en-MY" w:eastAsia="zh-CN"/>
+        </w:rPr>
+      </w:pPr>
+      <w:r>
+        <w:rPr>
+          <w:rFonts w:eastAsiaTheme="minorEastAsia"/>
+          <w:szCs w:val="24"/>
+          <w:lang w:val="en-MY" w:eastAsia="zh-CN"/>
+        </w:rPr>
+        <w:t>Kim, T., Kim, J., Tae, Y., et al.: Reversible instance normalization for accurate time-series forecasting against distribution shift. In: International Conference on Learning Representations (ICLR 2022), pp. 1–25 (2023). https://openreview.net/forum?id=cGDAkQo1C0p</w:t>
+      </w:r>
+    </w:p>
+    <w:p>
+      <w:pPr>
+        <w:ind w:left="709" w:hanging="720"/>
+        <w:jc w:val="both"/>
+        <w:rPr>
+          <w:rFonts w:eastAsiaTheme="minorEastAsia"/>
+          <w:szCs w:val="24"/>
+          <w:lang w:val="en-MY" w:eastAsia="zh-CN"/>
+        </w:rPr>
+      </w:pPr>
+    </w:p>
+    <w:p>
+      <w:pPr>
+        <w:ind w:left="709" w:hanging="720"/>
+        <w:jc w:val="both"/>
+        <w:rPr>
+          <w:rFonts w:eastAsiaTheme="minorEastAsia"/>
+          <w:szCs w:val="24"/>
+          <w:lang w:val="en-MY" w:eastAsia="zh-CN"/>
+        </w:rPr>
+      </w:pPr>
+      <w:r>
+        <w:rPr>
+          <w:rFonts w:eastAsiaTheme="minorEastAsia"/>
+          <w:szCs w:val="24"/>
+          <w:lang w:val="en-MY" w:eastAsia="zh-CN"/>
+        </w:rPr>
+        <w:t>Krishnasamy, L., C., S., Dhanaraj, R.K., et al.: Intelligent traffic congestion forecasting using BiLSTM and adaptive secretary bird optimizer for sustainable urban transportation. Scientific Reports 15, 18423 (2025). https://doi.org/10.1038/s41598-025-02933-9</w:t>
+      </w:r>
+    </w:p>
+    <w:p>
+      <w:pPr>
+        <w:ind w:left="709" w:hanging="720"/>
+        <w:jc w:val="both"/>
+        <w:rPr>
+          <w:rFonts w:eastAsiaTheme="minorEastAsia"/>
+          <w:szCs w:val="24"/>
+          <w:lang w:val="en-MY" w:eastAsia="zh-CN"/>
+        </w:rPr>
+      </w:pPr>
+    </w:p>
+    <w:p>
+      <w:pPr>
+        <w:ind w:left="709" w:hanging="720"/>
+        <w:jc w:val="both"/>
+        <w:rPr>
+          <w:rFonts w:eastAsiaTheme="minorEastAsia"/>
+          <w:szCs w:val="24"/>
+          <w:lang w:val="en-MY" w:eastAsia="zh-CN"/>
+        </w:rPr>
+      </w:pPr>
+      <w:proofErr w:type="spellStart"/>
+      <w:r>
+        <w:rPr>
+          <w:rFonts w:eastAsiaTheme="minorEastAsia"/>
+          <w:szCs w:val="24"/>
+          <w:lang w:val="en-MY" w:eastAsia="zh-CN"/>
+        </w:rPr>
+        <w:t>Levner</w:t>
+      </w:r>
+      <w:proofErr w:type="spellEnd"/>
+      <w:r>
+        <w:rPr>
+          <w:rFonts w:eastAsiaTheme="minorEastAsia"/>
+          <w:szCs w:val="24"/>
+          <w:lang w:val="en-MY" w:eastAsia="zh-CN"/>
+        </w:rPr>
+        <w:t xml:space="preserve">, A.: AI-powered public transportation gains momentum as </w:t>
+      </w:r>
+      <w:proofErr w:type="spellStart"/>
+      <w:r>
+        <w:rPr>
+          <w:rFonts w:eastAsiaTheme="minorEastAsia"/>
+          <w:szCs w:val="24"/>
+          <w:lang w:val="en-MY" w:eastAsia="zh-CN"/>
+        </w:rPr>
+        <w:t>Optibus</w:t>
+      </w:r>
+      <w:proofErr w:type="spellEnd"/>
+      <w:r>
+        <w:rPr>
+          <w:rFonts w:eastAsiaTheme="minorEastAsia"/>
+          <w:szCs w:val="24"/>
+          <w:lang w:val="en-MY" w:eastAsia="zh-CN"/>
+        </w:rPr>
+        <w:t xml:space="preserve"> platform hits one million optimizations. </w:t>
+      </w:r>
+      <w:proofErr w:type="spellStart"/>
+      <w:r>
+        <w:rPr>
+          <w:rFonts w:eastAsiaTheme="minorEastAsia"/>
+          <w:szCs w:val="24"/>
+          <w:lang w:val="en-MY" w:eastAsia="zh-CN"/>
+        </w:rPr>
+        <w:t>Optibus</w:t>
+      </w:r>
+      <w:proofErr w:type="spellEnd"/>
+      <w:r>
+        <w:rPr>
+          <w:rFonts w:eastAsiaTheme="minorEastAsia"/>
+          <w:szCs w:val="24"/>
+          <w:lang w:val="en-MY" w:eastAsia="zh-CN"/>
+        </w:rPr>
+        <w:t xml:space="preserve"> (2025). https://blog.optibus.com/ai-powered-public-transportation-gains-momentum-as-optibus-platform-hits-one-million-optimizations. Accessed 31 March 2025</w:t>
+      </w:r>
+    </w:p>
+    <w:p>
+      <w:pPr>
+        <w:ind w:left="709" w:hanging="720"/>
+        <w:jc w:val="both"/>
+        <w:rPr>
+          <w:rFonts w:eastAsiaTheme="minorEastAsia"/>
+          <w:szCs w:val="24"/>
+          <w:lang w:val="en-MY" w:eastAsia="zh-CN"/>
+        </w:rPr>
+      </w:pPr>
+    </w:p>
+    <w:p>
+      <w:pPr>
+        <w:ind w:left="709" w:hanging="720"/>
+        <w:jc w:val="both"/>
+        <w:rPr>
+          <w:rFonts w:eastAsiaTheme="minorEastAsia"/>
+          <w:szCs w:val="24"/>
+          <w:lang w:val="en-MY" w:eastAsia="zh-CN"/>
+        </w:rPr>
+      </w:pPr>
+      <w:r>
+        <w:rPr>
+          <w:rFonts w:eastAsiaTheme="minorEastAsia"/>
+          <w:szCs w:val="24"/>
+          <w:lang w:val="en-MY" w:eastAsia="zh-CN"/>
+        </w:rPr>
+        <w:t>Liu, C., Xiao, Z., Long, W., et al.: Vehicle trajectory data processing, analytics and applications: a survey. ACM Computing Surveys 57(9), 1–36 (2025). https://doi.org/10.1145/3715902</w:t>
+      </w:r>
+    </w:p>
+    <w:p>
+      <w:pPr>
+        <w:ind w:left="709" w:hanging="720"/>
+        <w:jc w:val="both"/>
+        <w:rPr>
+          <w:rFonts w:eastAsiaTheme="minorEastAsia"/>
+          <w:szCs w:val="24"/>
+          <w:lang w:val="en-MY" w:eastAsia="zh-CN"/>
+        </w:rPr>
+      </w:pPr>
+    </w:p>
+    <w:p>
+      <w:pPr>
+        <w:ind w:left="709" w:hanging="720"/>
+        <w:jc w:val="both"/>
+        <w:rPr>
+          <w:rFonts w:eastAsiaTheme="minorEastAsia"/>
+          <w:szCs w:val="24"/>
+          <w:lang w:val="en-MY" w:eastAsia="zh-CN"/>
+        </w:rPr>
+      </w:pPr>
+      <w:r>
+        <w:rPr>
+          <w:rFonts w:eastAsiaTheme="minorEastAsia"/>
+          <w:szCs w:val="24"/>
+          <w:lang w:val="en-MY" w:eastAsia="zh-CN"/>
+        </w:rPr>
+        <w:t>Lu, K., Liu, J., Zhou, X., et al.: A review of big data applications in urban transit systems. IEEE Transactions on Intelligent Transportation Systems 22(5), 2535–2552 (2020). https://doi.org/10.1109/TITS.2020.2973365</w:t>
+      </w:r>
+    </w:p>
+    <w:p>
+      <w:pPr>
+        <w:ind w:left="709" w:hanging="720"/>
+        <w:jc w:val="both"/>
+        <w:rPr>
+          <w:rFonts w:eastAsiaTheme="minorEastAsia"/>
+          <w:szCs w:val="24"/>
+          <w:lang w:val="en-MY" w:eastAsia="zh-CN"/>
+        </w:rPr>
+      </w:pPr>
+    </w:p>
+    <w:p>
+      <w:pPr>
+        <w:ind w:left="709" w:hanging="720"/>
+        <w:jc w:val="both"/>
+        <w:rPr>
+          <w:rFonts w:eastAsiaTheme="minorEastAsia"/>
+          <w:szCs w:val="24"/>
+          <w:lang w:val="en-MY" w:eastAsia="zh-CN"/>
+        </w:rPr>
+      </w:pPr>
+      <w:proofErr w:type="spellStart"/>
+      <w:r>
+        <w:rPr>
+          <w:rFonts w:eastAsiaTheme="minorEastAsia"/>
+          <w:szCs w:val="24"/>
+          <w:lang w:val="en-MY" w:eastAsia="zh-CN"/>
+        </w:rPr>
+        <w:t>Lv</w:t>
+      </w:r>
+      <w:proofErr w:type="spellEnd"/>
+      <w:r>
+        <w:rPr>
+          <w:rFonts w:eastAsiaTheme="minorEastAsia"/>
+          <w:szCs w:val="24"/>
+          <w:lang w:val="en-MY" w:eastAsia="zh-CN"/>
+        </w:rPr>
+        <w:t>, Z., Li, J., Dong, C., et al.: Deep learning in the COVID-19 epidemic: a deep model for urban traffic revitalization index. Data &amp; Knowledge Engineering 135, 101912 (2021). https://doi.org/10.1016/j.datak.2021.101912</w:t>
+      </w:r>
+    </w:p>
+    <w:p>
+      <w:pPr>
+        <w:ind w:left="709" w:hanging="720"/>
+        <w:jc w:val="both"/>
+        <w:rPr>
+          <w:rFonts w:eastAsiaTheme="minorEastAsia"/>
+          <w:szCs w:val="24"/>
+          <w:lang w:val="en-MY" w:eastAsia="zh-CN"/>
+        </w:rPr>
+      </w:pPr>
+    </w:p>
+    <w:p>
+      <w:pPr>
+        <w:ind w:left="709" w:hanging="720"/>
+        <w:jc w:val="both"/>
+        <w:rPr>
+          <w:rFonts w:eastAsiaTheme="minorEastAsia"/>
+          <w:szCs w:val="24"/>
+          <w:lang w:val="en-MY" w:eastAsia="zh-CN"/>
+        </w:rPr>
+      </w:pPr>
+      <w:r>
+        <w:rPr>
+          <w:rFonts w:eastAsiaTheme="minorEastAsia"/>
+          <w:szCs w:val="24"/>
+          <w:lang w:val="en-MY" w:eastAsia="zh-CN"/>
+        </w:rPr>
+        <w:t xml:space="preserve">Ma, X., Zhang, H.: Time series forecasting method based on multi-scale feature fusion and </w:t>
+      </w:r>
+      <w:proofErr w:type="spellStart"/>
+      <w:r>
+        <w:rPr>
+          <w:rFonts w:eastAsiaTheme="minorEastAsia"/>
+          <w:szCs w:val="24"/>
+          <w:lang w:val="en-MY" w:eastAsia="zh-CN"/>
+        </w:rPr>
+        <w:t>Autoformer</w:t>
+      </w:r>
+      <w:proofErr w:type="spellEnd"/>
+      <w:r>
+        <w:rPr>
+          <w:rFonts w:eastAsiaTheme="minorEastAsia"/>
+          <w:szCs w:val="24"/>
+          <w:lang w:val="en-MY" w:eastAsia="zh-CN"/>
+        </w:rPr>
+        <w:t>. Applied Sciences 15(7), 3768 (2025). https://doi.org/10.3390/app15073768</w:t>
+      </w:r>
+    </w:p>
+    <w:p>
+      <w:pPr>
+        <w:ind w:left="709" w:hanging="720"/>
+        <w:jc w:val="both"/>
+        <w:rPr>
+          <w:rFonts w:eastAsiaTheme="minorEastAsia"/>
+          <w:szCs w:val="24"/>
+          <w:lang w:val="en-MY" w:eastAsia="zh-CN"/>
+        </w:rPr>
+      </w:pPr>
+    </w:p>
+    <w:p>
+      <w:pPr>
+        <w:ind w:left="709" w:hanging="720"/>
+        <w:jc w:val="both"/>
+        <w:rPr>
+          <w:rFonts w:eastAsiaTheme="minorEastAsia"/>
+          <w:szCs w:val="24"/>
+          <w:lang w:val="en-MY" w:eastAsia="zh-CN"/>
+        </w:rPr>
+      </w:pPr>
+      <w:r>
+        <w:rPr>
+          <w:rFonts w:eastAsiaTheme="minorEastAsia"/>
+          <w:szCs w:val="24"/>
+          <w:lang w:val="en-MY" w:eastAsia="zh-CN"/>
+        </w:rPr>
+        <w:lastRenderedPageBreak/>
+        <w:t xml:space="preserve">Maria-Arribas, D., </w:t>
+      </w:r>
+      <w:proofErr w:type="spellStart"/>
+      <w:r>
+        <w:rPr>
+          <w:rFonts w:eastAsiaTheme="minorEastAsia"/>
+          <w:szCs w:val="24"/>
+          <w:lang w:val="en-MY" w:eastAsia="zh-CN"/>
+        </w:rPr>
+        <w:t>Pantrigo</w:t>
+      </w:r>
+      <w:proofErr w:type="spellEnd"/>
+      <w:r>
+        <w:rPr>
+          <w:rFonts w:eastAsiaTheme="minorEastAsia"/>
+          <w:szCs w:val="24"/>
+          <w:lang w:val="en-MY" w:eastAsia="zh-CN"/>
+        </w:rPr>
+        <w:t xml:space="preserve">, J.J., Cuesta-Infante, A.: A massive, graph augmented, traffic dataset for machine learning and deep learning </w:t>
       </w:r>
       <w:proofErr w:type="spellStart"/>
       <w:r>
@@ -7027,341 +7862,879 @@
           <w:szCs w:val="24"/>
           <w:lang w:val="en-MY" w:eastAsia="zh-CN"/>
         </w:rPr>
-        <w:t>-temporal kernel. Electronics 14(7), 1410 (2025). https://doi.org/10.3390/electronics14071410</w:t>
-      </w:r>
-    </w:p>
-    <w:p>
-      <w:pPr>
-        <w:ind w:left="709" w:hanging="720"/>
-        <w:jc w:val="both"/>
-        <w:rPr>
-          <w:rFonts w:eastAsiaTheme="minorEastAsia"/>
-          <w:szCs w:val="24"/>
-          <w:lang w:val="en-MY" w:eastAsia="zh-CN"/>
-        </w:rPr>
-      </w:pPr>
-    </w:p>
-    <w:p>
-      <w:pPr>
-        <w:ind w:left="709" w:hanging="720"/>
-        <w:jc w:val="both"/>
-        <w:rPr>
-          <w:rFonts w:eastAsiaTheme="minorEastAsia"/>
-          <w:szCs w:val="24"/>
-          <w:lang w:val="en-MY" w:eastAsia="zh-CN"/>
-        </w:rPr>
-      </w:pPr>
-      <w:r>
-        <w:rPr>
-          <w:rFonts w:eastAsiaTheme="minorEastAsia"/>
-          <w:szCs w:val="24"/>
-          <w:lang w:val="en-MY" w:eastAsia="zh-CN"/>
-        </w:rPr>
-        <w:t xml:space="preserve">Farahmand, Z.H., </w:t>
-      </w:r>
-      <w:proofErr w:type="spellStart"/>
-      <w:r>
-        <w:rPr>
-          <w:rFonts w:eastAsiaTheme="minorEastAsia"/>
-          <w:szCs w:val="24"/>
-          <w:lang w:val="en-MY" w:eastAsia="zh-CN"/>
-        </w:rPr>
-        <w:t>Gkiotsalitis</w:t>
-      </w:r>
-      <w:proofErr w:type="spellEnd"/>
-      <w:r>
-        <w:rPr>
-          <w:rFonts w:eastAsiaTheme="minorEastAsia"/>
-          <w:szCs w:val="24"/>
-          <w:lang w:val="en-MY" w:eastAsia="zh-CN"/>
-        </w:rPr>
-        <w:t xml:space="preserve">, K., </w:t>
-      </w:r>
-      <w:proofErr w:type="spellStart"/>
-      <w:r>
-        <w:rPr>
-          <w:rFonts w:eastAsiaTheme="minorEastAsia"/>
-          <w:szCs w:val="24"/>
-          <w:lang w:val="en-MY" w:eastAsia="zh-CN"/>
-        </w:rPr>
-        <w:t>Geurs</w:t>
-      </w:r>
-      <w:proofErr w:type="spellEnd"/>
-      <w:r>
-        <w:rPr>
-          <w:rFonts w:eastAsiaTheme="minorEastAsia"/>
-          <w:szCs w:val="24"/>
-          <w:lang w:val="en-MY" w:eastAsia="zh-CN"/>
-        </w:rPr>
-        <w:t>, K.T.: Predicting bus ridership based on the weather conditions using deep learning algorithms. Transportation Research Interdisciplinary Perspectives 19, 100833 (2023). https://doi.org/10.1016/j.trip.2023.100833</w:t>
-      </w:r>
-    </w:p>
-    <w:p>
-      <w:pPr>
-        <w:ind w:left="709" w:hanging="720"/>
-        <w:jc w:val="both"/>
-        <w:rPr>
-          <w:rFonts w:eastAsiaTheme="minorEastAsia"/>
-          <w:szCs w:val="24"/>
-          <w:lang w:val="en-MY" w:eastAsia="zh-CN"/>
-        </w:rPr>
-      </w:pPr>
-    </w:p>
-    <w:p>
-      <w:pPr>
-        <w:ind w:left="709" w:hanging="720"/>
-        <w:jc w:val="both"/>
-        <w:rPr>
-          <w:rFonts w:eastAsiaTheme="minorEastAsia"/>
-          <w:szCs w:val="24"/>
-          <w:lang w:val="en-MY" w:eastAsia="zh-CN"/>
-        </w:rPr>
-      </w:pPr>
-      <w:r>
-        <w:rPr>
-          <w:rFonts w:eastAsiaTheme="minorEastAsia"/>
-          <w:szCs w:val="24"/>
-          <w:lang w:val="en-MY" w:eastAsia="zh-CN"/>
-        </w:rPr>
-        <w:t xml:space="preserve">Ge, L., </w:t>
-      </w:r>
-      <w:proofErr w:type="spellStart"/>
-      <w:r>
-        <w:rPr>
-          <w:rFonts w:eastAsiaTheme="minorEastAsia"/>
-          <w:szCs w:val="24"/>
-          <w:lang w:val="en-MY" w:eastAsia="zh-CN"/>
-        </w:rPr>
-        <w:t>Sarhani</w:t>
-      </w:r>
-      <w:proofErr w:type="spellEnd"/>
-      <w:r>
-        <w:rPr>
-          <w:rFonts w:eastAsiaTheme="minorEastAsia"/>
-          <w:szCs w:val="24"/>
-          <w:lang w:val="en-MY" w:eastAsia="zh-CN"/>
-        </w:rPr>
-        <w:t>, M., Voss, S., et al.: Review of transit data sources: potentials, challenges and complementarity. Sustainability 13(20), 11450 (2021). https://doi.org/10.3390/su132011450</w:t>
-      </w:r>
-    </w:p>
-    <w:p>
-      <w:pPr>
-        <w:ind w:left="709" w:hanging="720"/>
-        <w:jc w:val="both"/>
-        <w:rPr>
-          <w:rFonts w:eastAsiaTheme="minorEastAsia"/>
-          <w:szCs w:val="24"/>
-          <w:lang w:val="en-MY" w:eastAsia="zh-CN"/>
-        </w:rPr>
-      </w:pPr>
-    </w:p>
-    <w:p>
-      <w:pPr>
-        <w:ind w:left="709" w:hanging="720"/>
-        <w:jc w:val="both"/>
-        <w:rPr>
-          <w:rFonts w:eastAsiaTheme="minorEastAsia"/>
-          <w:szCs w:val="24"/>
-          <w:lang w:val="en-MY" w:eastAsia="zh-CN"/>
-        </w:rPr>
-      </w:pPr>
-      <w:proofErr w:type="spellStart"/>
-      <w:r>
-        <w:rPr>
-          <w:rFonts w:eastAsiaTheme="minorEastAsia"/>
-          <w:szCs w:val="24"/>
-          <w:lang w:val="en-MY" w:eastAsia="zh-CN"/>
-        </w:rPr>
-        <w:t>Hashimzai</w:t>
-      </w:r>
-      <w:proofErr w:type="spellEnd"/>
-      <w:r>
-        <w:rPr>
-          <w:rFonts w:eastAsiaTheme="minorEastAsia"/>
-          <w:szCs w:val="24"/>
-          <w:lang w:val="en-MY" w:eastAsia="zh-CN"/>
-        </w:rPr>
-        <w:t>, I.A., Mohammadi, M.Q.: The integration of artificial intelligence in project management: a systematic literature review of emerging trends and challenges. TIERS Information Technology Journal 5(2), 152–164 (2024). https://doi.org/10.38043/tiers.v5i2.5963</w:t>
-      </w:r>
-    </w:p>
-    <w:p>
-      <w:pPr>
-        <w:ind w:left="709" w:hanging="720"/>
-        <w:jc w:val="both"/>
-        <w:rPr>
-          <w:rFonts w:eastAsiaTheme="minorEastAsia"/>
-          <w:szCs w:val="24"/>
-          <w:lang w:val="en-MY" w:eastAsia="zh-CN"/>
-        </w:rPr>
-      </w:pPr>
-    </w:p>
-    <w:p>
-      <w:pPr>
-        <w:ind w:left="709" w:hanging="720"/>
-        <w:jc w:val="both"/>
-        <w:rPr>
-          <w:rFonts w:eastAsiaTheme="minorEastAsia"/>
-          <w:szCs w:val="24"/>
-          <w:lang w:val="en-MY" w:eastAsia="zh-CN"/>
-        </w:rPr>
-      </w:pPr>
-      <w:r>
-        <w:rPr>
-          <w:rFonts w:eastAsiaTheme="minorEastAsia"/>
-          <w:szCs w:val="24"/>
-          <w:lang w:val="en-MY" w:eastAsia="zh-CN"/>
-        </w:rPr>
-        <w:t>Hassan, M., Mahin, H.D., Ahmed, F., et al.: Assessing public transit network efficiency and accessibility in Johor Bahru and Penang, Malaysia: a data-driven approach. Results in Engineering 27, 106126 (2025). https://doi.org/10.1016/j.rineng.2025.106126</w:t>
-      </w:r>
-    </w:p>
-    <w:p>
-      <w:pPr>
-        <w:ind w:left="709" w:hanging="720"/>
-        <w:jc w:val="both"/>
-        <w:rPr>
-          <w:rFonts w:eastAsiaTheme="minorEastAsia"/>
-          <w:szCs w:val="24"/>
-          <w:lang w:val="en-MY" w:eastAsia="zh-CN"/>
-        </w:rPr>
-      </w:pPr>
-    </w:p>
-    <w:p>
-      <w:pPr>
-        <w:ind w:left="709" w:hanging="720"/>
-        <w:jc w:val="both"/>
-        <w:rPr>
-          <w:rFonts w:eastAsiaTheme="minorEastAsia"/>
-          <w:szCs w:val="24"/>
-          <w:lang w:val="en-MY" w:eastAsia="zh-CN"/>
-        </w:rPr>
-      </w:pPr>
-      <w:r>
-        <w:rPr>
-          <w:rFonts w:eastAsiaTheme="minorEastAsia"/>
-          <w:szCs w:val="24"/>
-          <w:lang w:val="en-MY" w:eastAsia="zh-CN"/>
-        </w:rPr>
-        <w:t>Hu, J., Tang, B., Zhu, L., et al.: PDR-STGCN: an enhanced STGCN with multi-scale periodic fusion and a dynamic relational graph for traffic forecasting. Systems 14(1), 102 (2026). https://doi.org/10.3390/systems14010102</w:t>
-      </w:r>
-    </w:p>
-    <w:p>
-      <w:pPr>
-        <w:ind w:left="709" w:hanging="720"/>
-        <w:jc w:val="both"/>
-        <w:rPr>
-          <w:rFonts w:eastAsiaTheme="minorEastAsia"/>
-          <w:szCs w:val="24"/>
-          <w:lang w:val="en-MY" w:eastAsia="zh-CN"/>
-        </w:rPr>
-      </w:pPr>
-    </w:p>
-    <w:p>
-      <w:pPr>
-        <w:ind w:left="709" w:hanging="720"/>
-        <w:jc w:val="both"/>
-        <w:rPr>
-          <w:rFonts w:eastAsiaTheme="minorEastAsia"/>
-          <w:szCs w:val="24"/>
-          <w:lang w:val="en-MY" w:eastAsia="zh-CN"/>
-        </w:rPr>
-      </w:pPr>
-      <w:r>
-        <w:rPr>
-          <w:rFonts w:eastAsiaTheme="minorEastAsia"/>
-          <w:szCs w:val="24"/>
-          <w:lang w:val="en-MY" w:eastAsia="zh-CN"/>
-        </w:rPr>
-        <w:t>Huang, S., Li, W., Wen, J., et al.: Spatiotemporal variations in Shanghai metro commuting flows during rainfall events. Weather, Climate and Society 14(3), 979–991 (2022). https://doi.org/10.1175/WCAS-D-21-0167.1</w:t>
-      </w:r>
-    </w:p>
-    <w:p>
-      <w:pPr>
-        <w:ind w:left="709" w:hanging="720"/>
-        <w:jc w:val="both"/>
-        <w:rPr>
-          <w:rFonts w:eastAsiaTheme="minorEastAsia"/>
-          <w:szCs w:val="24"/>
-          <w:lang w:val="en-MY" w:eastAsia="zh-CN"/>
-        </w:rPr>
-      </w:pPr>
-    </w:p>
-    <w:p>
-      <w:pPr>
-        <w:ind w:left="709" w:hanging="720"/>
-        <w:jc w:val="both"/>
-        <w:rPr>
-          <w:rFonts w:eastAsiaTheme="minorEastAsia"/>
-          <w:szCs w:val="24"/>
-          <w:lang w:val="en-MY" w:eastAsia="zh-CN"/>
-        </w:rPr>
-      </w:pPr>
-      <w:r>
-        <w:rPr>
-          <w:rFonts w:eastAsiaTheme="minorEastAsia"/>
-          <w:szCs w:val="24"/>
-          <w:lang w:val="en-MY" w:eastAsia="zh-CN"/>
-        </w:rPr>
-        <w:t>Ibrahim, A.N., Borhan, M.N., Osman, M.H., et al.: The influence of service quality on user's perceived satisfaction with light rail transit service in Klang Valley, Malaysia. Mathematics 10, 2213 (2022). https://doi.org/10.3390/math10132213</w:t>
-      </w:r>
-    </w:p>
-    <w:p>
-      <w:pPr>
-        <w:ind w:left="709" w:hanging="720"/>
-        <w:jc w:val="both"/>
-        <w:rPr>
-          <w:rFonts w:eastAsiaTheme="minorEastAsia"/>
-          <w:szCs w:val="24"/>
-          <w:lang w:val="en-MY" w:eastAsia="zh-CN"/>
-        </w:rPr>
-      </w:pPr>
-    </w:p>
-    <w:p>
-      <w:pPr>
-        <w:ind w:left="709" w:hanging="720"/>
-        <w:jc w:val="both"/>
-        <w:rPr>
-          <w:rFonts w:eastAsiaTheme="minorEastAsia"/>
-          <w:szCs w:val="24"/>
-          <w:lang w:val="en-MY" w:eastAsia="zh-CN"/>
-        </w:rPr>
-      </w:pPr>
-      <w:r>
-        <w:rPr>
-          <w:rFonts w:eastAsiaTheme="minorEastAsia"/>
-          <w:szCs w:val="24"/>
-          <w:lang w:val="en-MY" w:eastAsia="zh-CN"/>
-        </w:rPr>
-        <w:t>Jevinger, A., Zhao, C., Persson, J.A., et al.: Artificial intelligence for improving public transport: a mapping study. Public Transport 16, 99–158 (2024). https://doi.org/10.1007/s12469-023-00334-7</w:t>
-      </w:r>
-    </w:p>
-    <w:p>
-      <w:pPr>
-        <w:ind w:left="709" w:hanging="720"/>
-        <w:jc w:val="both"/>
-        <w:rPr>
-          <w:rFonts w:eastAsiaTheme="minorEastAsia"/>
-          <w:szCs w:val="24"/>
-          <w:lang w:val="en-MY" w:eastAsia="zh-CN"/>
-        </w:rPr>
-      </w:pPr>
-    </w:p>
-    <w:p>
-      <w:pPr>
-        <w:ind w:left="709" w:hanging="720"/>
-        <w:jc w:val="both"/>
-        <w:rPr>
-          <w:rFonts w:eastAsiaTheme="minorEastAsia"/>
-          <w:szCs w:val="24"/>
-          <w:lang w:val="en-MY" w:eastAsia="zh-CN"/>
-        </w:rPr>
-      </w:pPr>
-      <w:r>
-        <w:rPr>
-          <w:rFonts w:eastAsiaTheme="minorEastAsia"/>
-          <w:szCs w:val="24"/>
-          <w:lang w:val="en-MY" w:eastAsia="zh-CN"/>
-        </w:rPr>
-        <w:t>Jiang, R., Yin, D., Wang, Z., et al.: DL-Traff: survey and benchmark of deep learning models for urban traffic prediction. In: Proceedings of the 30th ACM International Conference on Information and Knowledge Management, pp. 4515–4525 (2021). https://doi.org/10.1145/3459637.3482000</w:t>
+        <w:t>-temporal traffic analysis. Research Square, 1–17 (2026). https://doi.org/10.21203/rs.3.rs-8670080/v1</w:t>
+      </w:r>
+    </w:p>
+    <w:p>
+      <w:pPr>
+        <w:ind w:left="709" w:hanging="720"/>
+        <w:jc w:val="both"/>
+        <w:rPr>
+          <w:rFonts w:eastAsiaTheme="minorEastAsia"/>
+          <w:szCs w:val="24"/>
+          <w:lang w:val="en-MY" w:eastAsia="zh-CN"/>
+        </w:rPr>
+      </w:pPr>
+    </w:p>
+    <w:p>
+      <w:pPr>
+        <w:ind w:left="709" w:hanging="720"/>
+        <w:jc w:val="both"/>
+        <w:rPr>
+          <w:rFonts w:eastAsiaTheme="minorEastAsia"/>
+          <w:szCs w:val="24"/>
+          <w:lang w:val="en-MY" w:eastAsia="zh-CN"/>
+        </w:rPr>
+      </w:pPr>
+      <w:r>
+        <w:rPr>
+          <w:rFonts w:eastAsiaTheme="minorEastAsia"/>
+          <w:szCs w:val="24"/>
+          <w:lang w:val="en-MY" w:eastAsia="zh-CN"/>
+        </w:rPr>
+        <w:t xml:space="preserve">Mee, C.K., Subramaniam, G., </w:t>
+      </w:r>
+      <w:proofErr w:type="spellStart"/>
+      <w:r>
+        <w:rPr>
+          <w:rFonts w:eastAsiaTheme="minorEastAsia"/>
+          <w:szCs w:val="24"/>
+          <w:lang w:val="en-MY" w:eastAsia="zh-CN"/>
+        </w:rPr>
+        <w:t>Ating</w:t>
+      </w:r>
+      <w:proofErr w:type="spellEnd"/>
+      <w:r>
+        <w:rPr>
+          <w:rFonts w:eastAsiaTheme="minorEastAsia"/>
+          <w:szCs w:val="24"/>
+          <w:lang w:val="en-MY" w:eastAsia="zh-CN"/>
+        </w:rPr>
+        <w:t>, R., et al.: Willingness to use public transport in Kuala Lumpur and Manila. Environment-Behaviour Proceedings Journal 7(21), 1–9 (2022). https://doi.org/10.21834/ebpj.v7i21.3751</w:t>
+      </w:r>
+    </w:p>
+    <w:p>
+      <w:pPr>
+        <w:ind w:left="709" w:hanging="720"/>
+        <w:jc w:val="both"/>
+        <w:rPr>
+          <w:rFonts w:eastAsiaTheme="minorEastAsia"/>
+          <w:szCs w:val="24"/>
+          <w:lang w:val="en-MY" w:eastAsia="zh-CN"/>
+        </w:rPr>
+      </w:pPr>
+    </w:p>
+    <w:p>
+      <w:pPr>
+        <w:ind w:left="709" w:hanging="720"/>
+        <w:jc w:val="both"/>
+        <w:rPr>
+          <w:rFonts w:eastAsiaTheme="minorEastAsia"/>
+          <w:szCs w:val="24"/>
+          <w:lang w:val="en-MY" w:eastAsia="zh-CN"/>
+        </w:rPr>
+      </w:pPr>
+      <w:r>
+        <w:rPr>
+          <w:rFonts w:eastAsiaTheme="minorEastAsia"/>
+          <w:szCs w:val="24"/>
+          <w:lang w:val="en-MY" w:eastAsia="zh-CN"/>
+        </w:rPr>
+        <w:t xml:space="preserve">Mohamed, A.H., Adwan, I.A., </w:t>
+      </w:r>
+      <w:proofErr w:type="spellStart"/>
+      <w:r>
+        <w:rPr>
+          <w:rFonts w:eastAsiaTheme="minorEastAsia"/>
+          <w:szCs w:val="24"/>
+          <w:lang w:val="en-MY" w:eastAsia="zh-CN"/>
+        </w:rPr>
+        <w:t>Ahmeda</w:t>
+      </w:r>
+      <w:proofErr w:type="spellEnd"/>
+      <w:r>
+        <w:rPr>
+          <w:rFonts w:eastAsiaTheme="minorEastAsia"/>
+          <w:szCs w:val="24"/>
+          <w:lang w:val="en-MY" w:eastAsia="zh-CN"/>
+        </w:rPr>
+        <w:t>, A.G., et al.: Identification of affecting factors on the travel time reliability for bus transportation. Knowledge-based Engineering and Science 2(1), 19–30 (2021). https://doi.org/10.51526/kbes.2021.2.1.19-30</w:t>
+      </w:r>
+    </w:p>
+    <w:p>
+      <w:pPr>
+        <w:ind w:left="709" w:hanging="720"/>
+        <w:jc w:val="both"/>
+        <w:rPr>
+          <w:rFonts w:eastAsiaTheme="minorEastAsia"/>
+          <w:szCs w:val="24"/>
+          <w:lang w:val="en-MY" w:eastAsia="zh-CN"/>
+        </w:rPr>
+      </w:pPr>
+    </w:p>
+    <w:p>
+      <w:pPr>
+        <w:ind w:left="709" w:hanging="720"/>
+        <w:jc w:val="both"/>
+        <w:rPr>
+          <w:rFonts w:eastAsiaTheme="minorEastAsia"/>
+          <w:szCs w:val="24"/>
+          <w:lang w:val="en-MY" w:eastAsia="zh-CN"/>
+        </w:rPr>
+      </w:pPr>
+      <w:proofErr w:type="spellStart"/>
+      <w:r>
+        <w:rPr>
+          <w:rFonts w:eastAsiaTheme="minorEastAsia"/>
+          <w:szCs w:val="24"/>
+          <w:lang w:val="en-MY" w:eastAsia="zh-CN"/>
+        </w:rPr>
+        <w:t>Mystakidis</w:t>
+      </w:r>
+      <w:proofErr w:type="spellEnd"/>
+      <w:r>
+        <w:rPr>
+          <w:rFonts w:eastAsiaTheme="minorEastAsia"/>
+          <w:szCs w:val="24"/>
+          <w:lang w:val="en-MY" w:eastAsia="zh-CN"/>
+        </w:rPr>
+        <w:t xml:space="preserve">, A., </w:t>
+      </w:r>
+      <w:proofErr w:type="spellStart"/>
+      <w:r>
+        <w:rPr>
+          <w:rFonts w:eastAsiaTheme="minorEastAsia"/>
+          <w:szCs w:val="24"/>
+          <w:lang w:val="en-MY" w:eastAsia="zh-CN"/>
+        </w:rPr>
+        <w:t>Koukaras</w:t>
+      </w:r>
+      <w:proofErr w:type="spellEnd"/>
+      <w:r>
+        <w:rPr>
+          <w:rFonts w:eastAsiaTheme="minorEastAsia"/>
+          <w:szCs w:val="24"/>
+          <w:lang w:val="en-MY" w:eastAsia="zh-CN"/>
+        </w:rPr>
+        <w:t xml:space="preserve">, P., </w:t>
+      </w:r>
+      <w:proofErr w:type="spellStart"/>
+      <w:r>
+        <w:rPr>
+          <w:rFonts w:eastAsiaTheme="minorEastAsia"/>
+          <w:szCs w:val="24"/>
+          <w:lang w:val="en-MY" w:eastAsia="zh-CN"/>
+        </w:rPr>
+        <w:t>Tjortjis</w:t>
+      </w:r>
+      <w:proofErr w:type="spellEnd"/>
+      <w:r>
+        <w:rPr>
+          <w:rFonts w:eastAsiaTheme="minorEastAsia"/>
+          <w:szCs w:val="24"/>
+          <w:lang w:val="en-MY" w:eastAsia="zh-CN"/>
+        </w:rPr>
+        <w:t>, C.: Advances in traffic congestion prediction: an overview of emerging techniques and methods. Smart Cities 8(1), 25 (2025). https://doi.org/10.3390/smartcities8010025</w:t>
+      </w:r>
+    </w:p>
+    <w:p>
+      <w:pPr>
+        <w:ind w:left="709" w:hanging="720"/>
+        <w:jc w:val="both"/>
+        <w:rPr>
+          <w:rFonts w:eastAsiaTheme="minorEastAsia"/>
+          <w:szCs w:val="24"/>
+          <w:lang w:val="en-MY" w:eastAsia="zh-CN"/>
+        </w:rPr>
+      </w:pPr>
+    </w:p>
+    <w:p>
+      <w:pPr>
+        <w:ind w:left="709" w:hanging="720"/>
+        <w:jc w:val="both"/>
+        <w:rPr>
+          <w:rFonts w:eastAsiaTheme="minorEastAsia"/>
+          <w:szCs w:val="24"/>
+          <w:lang w:val="en-MY" w:eastAsia="zh-CN"/>
+        </w:rPr>
+      </w:pPr>
+      <w:r>
+        <w:rPr>
+          <w:rFonts w:eastAsiaTheme="minorEastAsia"/>
+          <w:szCs w:val="24"/>
+          <w:lang w:val="en-MY" w:eastAsia="zh-CN"/>
+        </w:rPr>
+        <w:t>Ngo, N.S., Bashar, S.: The impacts of extreme weather events on U.S. public transit ridership. Transportation Research Part D: Transport and Environment 137, 104504 (2024). https://doi.org/10.1016/j.trd.2024.104504</w:t>
+      </w:r>
+    </w:p>
+    <w:p>
+      <w:pPr>
+        <w:ind w:left="709" w:hanging="720"/>
+        <w:jc w:val="both"/>
+        <w:rPr>
+          <w:rFonts w:eastAsiaTheme="minorEastAsia"/>
+          <w:szCs w:val="24"/>
+          <w:lang w:val="en-MY" w:eastAsia="zh-CN"/>
+        </w:rPr>
+      </w:pPr>
+    </w:p>
+    <w:p>
+      <w:pPr>
+        <w:ind w:left="709" w:hanging="720"/>
+        <w:jc w:val="both"/>
+        <w:rPr>
+          <w:rFonts w:eastAsiaTheme="minorEastAsia"/>
+          <w:szCs w:val="24"/>
+          <w:lang w:val="en-MY" w:eastAsia="zh-CN"/>
+        </w:rPr>
+      </w:pPr>
+      <w:r>
+        <w:rPr>
+          <w:rFonts w:eastAsiaTheme="minorEastAsia"/>
+          <w:szCs w:val="24"/>
+          <w:lang w:val="en-MY" w:eastAsia="zh-CN"/>
+        </w:rPr>
+        <w:t xml:space="preserve">Pour, M.A., Zargari, F., Samimi, A., et al.: </w:t>
+      </w:r>
+      <w:proofErr w:type="spellStart"/>
+      <w:r>
+        <w:rPr>
+          <w:rFonts w:eastAsiaTheme="minorEastAsia"/>
+          <w:szCs w:val="24"/>
+          <w:lang w:val="en-MY" w:eastAsia="zh-CN"/>
+        </w:rPr>
+        <w:t>Analyzing</w:t>
+      </w:r>
+      <w:proofErr w:type="spellEnd"/>
+      <w:r>
+        <w:rPr>
+          <w:rFonts w:eastAsiaTheme="minorEastAsia"/>
+          <w:szCs w:val="24"/>
+          <w:lang w:val="en-MY" w:eastAsia="zh-CN"/>
+        </w:rPr>
+        <w:t xml:space="preserve"> the influence of fuel price shock on urban public transit and interurban automobile travel demand: evidence from a country with fixed fuel price regulation. Transportation Research Interdisciplinary Perspectives 36, 101829 (2026). https://doi.org/10.1016/j.trip.2025.101829</w:t>
+      </w:r>
+    </w:p>
+    <w:p>
+      <w:pPr>
+        <w:ind w:left="709" w:hanging="720"/>
+        <w:jc w:val="both"/>
+        <w:rPr>
+          <w:rFonts w:eastAsiaTheme="minorEastAsia"/>
+          <w:szCs w:val="24"/>
+          <w:lang w:val="en-MY" w:eastAsia="zh-CN"/>
+        </w:rPr>
+      </w:pPr>
+    </w:p>
+    <w:p>
+      <w:pPr>
+        <w:ind w:left="709" w:hanging="720"/>
+        <w:jc w:val="both"/>
+        <w:rPr>
+          <w:rFonts w:eastAsiaTheme="minorEastAsia"/>
+          <w:szCs w:val="24"/>
+          <w:lang w:val="en-MY" w:eastAsia="zh-CN"/>
+        </w:rPr>
+      </w:pPr>
+      <w:r>
+        <w:rPr>
+          <w:rFonts w:eastAsiaTheme="minorEastAsia"/>
+          <w:szCs w:val="24"/>
+          <w:lang w:val="en-MY" w:eastAsia="zh-CN"/>
+        </w:rPr>
+        <w:t>Rahmani, B., Moghaddam, A.M., Maghrebi, M.: Forecasting demand fluctuations of public bus transit during special events and adverse weather conditions through smart card data analysis. Travel Behaviour and Society 40, 101033 (2025). https://doi.org/10.1016/j.tbs.2025.101033</w:t>
+      </w:r>
+    </w:p>
+    <w:p>
+      <w:pPr>
+        <w:ind w:left="709" w:hanging="720"/>
+        <w:jc w:val="both"/>
+        <w:rPr>
+          <w:rFonts w:eastAsiaTheme="minorEastAsia"/>
+          <w:szCs w:val="24"/>
+          <w:lang w:val="en-MY" w:eastAsia="zh-CN"/>
+        </w:rPr>
+      </w:pPr>
+    </w:p>
+    <w:p>
+      <w:pPr>
+        <w:ind w:left="709" w:hanging="720"/>
+        <w:jc w:val="both"/>
+        <w:rPr>
+          <w:rFonts w:eastAsiaTheme="minorEastAsia"/>
+          <w:szCs w:val="24"/>
+          <w:lang w:val="en-MY" w:eastAsia="zh-CN"/>
+        </w:rPr>
+      </w:pPr>
+      <w:r>
+        <w:rPr>
+          <w:rFonts w:eastAsiaTheme="minorEastAsia"/>
+          <w:szCs w:val="24"/>
+          <w:lang w:val="en-MY" w:eastAsia="zh-CN"/>
+        </w:rPr>
+        <w:t xml:space="preserve">S.K.B., S., Mathivanan, S.K., Rajadurai, H., et al.: A multi-modal geospatial-temporal LSTM based deep learning framework for predictive </w:t>
+      </w:r>
+      <w:proofErr w:type="spellStart"/>
+      <w:r>
+        <w:rPr>
+          <w:rFonts w:eastAsiaTheme="minorEastAsia"/>
+          <w:szCs w:val="24"/>
+          <w:lang w:val="en-MY" w:eastAsia="zh-CN"/>
+        </w:rPr>
+        <w:t>modeling</w:t>
+      </w:r>
+      <w:proofErr w:type="spellEnd"/>
+      <w:r>
+        <w:rPr>
+          <w:rFonts w:eastAsiaTheme="minorEastAsia"/>
+          <w:szCs w:val="24"/>
+          <w:lang w:val="en-MY" w:eastAsia="zh-CN"/>
+        </w:rPr>
+        <w:t xml:space="preserve"> of urban mobility patterns. Scientific Reports 14, 1–19 (2024). https://doi.org/10.1038/s41598-024-74237-3</w:t>
+      </w:r>
+    </w:p>
+    <w:p>
+      <w:pPr>
+        <w:ind w:left="709" w:hanging="720"/>
+        <w:jc w:val="both"/>
+        <w:rPr>
+          <w:rFonts w:eastAsiaTheme="minorEastAsia"/>
+          <w:szCs w:val="24"/>
+          <w:lang w:val="en-MY" w:eastAsia="zh-CN"/>
+        </w:rPr>
+      </w:pPr>
+    </w:p>
+    <w:p>
+      <w:pPr>
+        <w:ind w:left="709" w:hanging="720"/>
+        <w:jc w:val="both"/>
+        <w:rPr>
+          <w:rFonts w:eastAsiaTheme="minorEastAsia"/>
+          <w:szCs w:val="24"/>
+          <w:lang w:val="en-MY" w:eastAsia="zh-CN"/>
+        </w:rPr>
+      </w:pPr>
+      <w:r>
+        <w:rPr>
+          <w:rFonts w:eastAsiaTheme="minorEastAsia"/>
+          <w:szCs w:val="24"/>
+          <w:lang w:val="en-MY" w:eastAsia="zh-CN"/>
+        </w:rPr>
+        <w:t>Shi, B., Wang, Z., Yan, J., et al.: A novel spatial-temporal deep learning method for metro flow prediction considering external factors and periodicity. Applied Sciences 14(5), 1949 (2024). https://doi.org/10.3390/app14051949</w:t>
+      </w:r>
+    </w:p>
+    <w:p>
+      <w:pPr>
+        <w:ind w:left="709" w:hanging="720"/>
+        <w:jc w:val="both"/>
+        <w:rPr>
+          <w:rFonts w:eastAsiaTheme="minorEastAsia"/>
+          <w:szCs w:val="24"/>
+          <w:lang w:val="en-MY" w:eastAsia="zh-CN"/>
+        </w:rPr>
+      </w:pPr>
+    </w:p>
+    <w:p>
+      <w:pPr>
+        <w:ind w:left="709" w:hanging="720"/>
+        <w:jc w:val="both"/>
+        <w:rPr>
+          <w:rFonts w:eastAsiaTheme="minorEastAsia"/>
+          <w:szCs w:val="24"/>
+          <w:lang w:val="en-MY" w:eastAsia="zh-CN"/>
+        </w:rPr>
+      </w:pPr>
+      <w:proofErr w:type="spellStart"/>
+      <w:r>
+        <w:rPr>
+          <w:rFonts w:eastAsiaTheme="minorEastAsia"/>
+          <w:szCs w:val="24"/>
+          <w:lang w:val="en-MY" w:eastAsia="zh-CN"/>
+        </w:rPr>
+        <w:t>Sobrie</w:t>
+      </w:r>
+      <w:proofErr w:type="spellEnd"/>
+      <w:r>
+        <w:rPr>
+          <w:rFonts w:eastAsiaTheme="minorEastAsia"/>
+          <w:szCs w:val="24"/>
+          <w:lang w:val="en-MY" w:eastAsia="zh-CN"/>
+        </w:rPr>
+        <w:t xml:space="preserve">, L., </w:t>
+      </w:r>
+      <w:proofErr w:type="spellStart"/>
+      <w:r>
+        <w:rPr>
+          <w:rFonts w:eastAsiaTheme="minorEastAsia"/>
+          <w:szCs w:val="24"/>
+          <w:lang w:val="en-MY" w:eastAsia="zh-CN"/>
+        </w:rPr>
+        <w:t>Verschelde</w:t>
+      </w:r>
+      <w:proofErr w:type="spellEnd"/>
+      <w:r>
+        <w:rPr>
+          <w:rFonts w:eastAsiaTheme="minorEastAsia"/>
+          <w:szCs w:val="24"/>
+          <w:lang w:val="en-MY" w:eastAsia="zh-CN"/>
+        </w:rPr>
+        <w:t>, M., Hennebel, V., et al.: Capturing complexity over space and time via deep learning: an application to real-time delay prediction in railways. European Journal of Operational Research 310(3), 1201–1217 (2023). https://doi.org/10.1016/j.ejor.2023.03.040</w:t>
+      </w:r>
+    </w:p>
+    <w:p>
+      <w:pPr>
+        <w:ind w:left="709" w:hanging="720"/>
+        <w:jc w:val="both"/>
+        <w:rPr>
+          <w:rFonts w:eastAsiaTheme="minorEastAsia"/>
+          <w:szCs w:val="24"/>
+          <w:lang w:val="en-MY" w:eastAsia="zh-CN"/>
+        </w:rPr>
+      </w:pPr>
+    </w:p>
+    <w:p>
+      <w:pPr>
+        <w:ind w:left="709" w:hanging="720"/>
+        <w:jc w:val="both"/>
+        <w:rPr>
+          <w:rFonts w:eastAsiaTheme="minorEastAsia"/>
+          <w:szCs w:val="24"/>
+          <w:lang w:val="en-MY" w:eastAsia="zh-CN"/>
+        </w:rPr>
+      </w:pPr>
+      <w:r>
+        <w:rPr>
+          <w:rFonts w:eastAsiaTheme="minorEastAsia"/>
+          <w:szCs w:val="24"/>
+          <w:lang w:val="en-MY" w:eastAsia="zh-CN"/>
+        </w:rPr>
+        <w:t>Son, H., Jang, J., Park, J., et al.: Leveraging advanced technologies for (smart) transportation planning: a systematic review. Sustainability 17(5), 2245 (2025). https://doi.org/10.3390/su17052245</w:t>
+      </w:r>
+    </w:p>
+    <w:p>
+      <w:pPr>
+        <w:ind w:left="709" w:hanging="720"/>
+        <w:jc w:val="both"/>
+        <w:rPr>
+          <w:rFonts w:eastAsiaTheme="minorEastAsia"/>
+          <w:szCs w:val="24"/>
+          <w:lang w:val="en-MY" w:eastAsia="zh-CN"/>
+        </w:rPr>
+      </w:pPr>
+    </w:p>
+    <w:p>
+      <w:pPr>
+        <w:ind w:left="709" w:hanging="720"/>
+        <w:jc w:val="both"/>
+        <w:rPr>
+          <w:rFonts w:eastAsiaTheme="minorEastAsia"/>
+          <w:szCs w:val="24"/>
+          <w:lang w:val="en-MY" w:eastAsia="zh-CN"/>
+        </w:rPr>
+      </w:pPr>
+      <w:r>
+        <w:rPr>
+          <w:rFonts w:eastAsiaTheme="minorEastAsia"/>
+          <w:szCs w:val="24"/>
+          <w:lang w:val="en-MY" w:eastAsia="zh-CN"/>
+        </w:rPr>
+        <w:t>Song, Y., Luo, R., Zhou, T., et al.: Graph attention Informer for long-term traffic flow prediction under the impact of sports events. Sensors 24(15), 4796 (2024). https://doi.org/10.3390/s24154796</w:t>
+      </w:r>
+    </w:p>
+    <w:p>
+      <w:pPr>
+        <w:ind w:left="709" w:hanging="720"/>
+        <w:jc w:val="both"/>
+        <w:rPr>
+          <w:rFonts w:eastAsiaTheme="minorEastAsia"/>
+          <w:szCs w:val="24"/>
+          <w:lang w:val="en-MY" w:eastAsia="zh-CN"/>
+        </w:rPr>
+      </w:pPr>
+    </w:p>
+    <w:p>
+      <w:pPr>
+        <w:ind w:left="709" w:hanging="720"/>
+        <w:jc w:val="both"/>
+        <w:rPr>
+          <w:rFonts w:eastAsiaTheme="minorEastAsia"/>
+          <w:szCs w:val="24"/>
+          <w:lang w:val="en-MY" w:eastAsia="zh-CN"/>
+        </w:rPr>
+      </w:pPr>
+      <w:r>
+        <w:rPr>
+          <w:rFonts w:eastAsiaTheme="minorEastAsia"/>
+          <w:szCs w:val="24"/>
+          <w:lang w:val="en-MY" w:eastAsia="zh-CN"/>
+        </w:rPr>
+        <w:t>Suwaidi, J.A., Aydin, R., Rashid, H.: Investigating barriers and challenges to artificial intelligence (AI) implementation in logistics operations: a systematic review of literature. In: Proceedings of the 5th European International Conference on Industrial Engineering and Operations Management, pp. 1600–1616 (2022). https://doi.org/10.46254/EU05.20220308</w:t>
+      </w:r>
+    </w:p>
+    <w:p>
+      <w:pPr>
+        <w:ind w:left="709" w:hanging="720"/>
+        <w:jc w:val="both"/>
+        <w:rPr>
+          <w:rFonts w:eastAsiaTheme="minorEastAsia"/>
+          <w:szCs w:val="24"/>
+          <w:lang w:val="en-MY" w:eastAsia="zh-CN"/>
+        </w:rPr>
+      </w:pPr>
+    </w:p>
+    <w:p>
+      <w:pPr>
+        <w:ind w:left="709" w:hanging="720"/>
+        <w:jc w:val="both"/>
+        <w:rPr>
+          <w:rFonts w:eastAsiaTheme="minorEastAsia"/>
+          <w:szCs w:val="24"/>
+          <w:lang w:val="en-MY" w:eastAsia="zh-CN"/>
+        </w:rPr>
+      </w:pPr>
+      <w:proofErr w:type="spellStart"/>
+      <w:r>
+        <w:rPr>
+          <w:rFonts w:eastAsiaTheme="minorEastAsia"/>
+          <w:szCs w:val="24"/>
+          <w:lang w:val="en-MY" w:eastAsia="zh-CN"/>
+        </w:rPr>
+        <w:t>Topilin</w:t>
+      </w:r>
+      <w:proofErr w:type="spellEnd"/>
+      <w:r>
+        <w:rPr>
+          <w:rFonts w:eastAsiaTheme="minorEastAsia"/>
+          <w:szCs w:val="24"/>
+          <w:lang w:val="en-MY" w:eastAsia="zh-CN"/>
+        </w:rPr>
+        <w:t xml:space="preserve">, I., Jiang, J., </w:t>
+      </w:r>
+      <w:proofErr w:type="spellStart"/>
+      <w:r>
+        <w:rPr>
+          <w:rFonts w:eastAsiaTheme="minorEastAsia"/>
+          <w:szCs w:val="24"/>
+          <w:lang w:val="en-MY" w:eastAsia="zh-CN"/>
+        </w:rPr>
+        <w:t>Feofilova</w:t>
+      </w:r>
+      <w:proofErr w:type="spellEnd"/>
+      <w:r>
+        <w:rPr>
+          <w:rFonts w:eastAsiaTheme="minorEastAsia"/>
+          <w:szCs w:val="24"/>
+          <w:lang w:val="en-MY" w:eastAsia="zh-CN"/>
+        </w:rPr>
+        <w:t>, A., et al.: Traffic flow prediction via a hybrid CPO-CNN-LSTM-attention architecture. Smart Cities 8(5), 148 (2025). https://doi.org/10.3390/smartcities8050148</w:t>
+      </w:r>
+    </w:p>
+    <w:p>
+      <w:pPr>
+        <w:ind w:left="709" w:hanging="720"/>
+        <w:jc w:val="both"/>
+        <w:rPr>
+          <w:rFonts w:eastAsiaTheme="minorEastAsia"/>
+          <w:szCs w:val="24"/>
+          <w:lang w:val="en-MY" w:eastAsia="zh-CN"/>
+        </w:rPr>
+      </w:pPr>
+    </w:p>
+    <w:p>
+      <w:pPr>
+        <w:ind w:left="709" w:hanging="720"/>
+        <w:jc w:val="both"/>
+        <w:rPr>
+          <w:rFonts w:eastAsiaTheme="minorEastAsia"/>
+          <w:szCs w:val="24"/>
+          <w:lang w:val="en-MY" w:eastAsia="zh-CN"/>
+        </w:rPr>
+      </w:pPr>
+      <w:proofErr w:type="spellStart"/>
+      <w:r>
+        <w:rPr>
+          <w:rFonts w:eastAsiaTheme="minorEastAsia"/>
+          <w:szCs w:val="24"/>
+          <w:lang w:val="en-MY" w:eastAsia="zh-CN"/>
+        </w:rPr>
+        <w:t>Ubaidillah</w:t>
+      </w:r>
+      <w:proofErr w:type="spellEnd"/>
+      <w:r>
+        <w:rPr>
+          <w:rFonts w:eastAsiaTheme="minorEastAsia"/>
+          <w:szCs w:val="24"/>
+          <w:lang w:val="en-MY" w:eastAsia="zh-CN"/>
+        </w:rPr>
+        <w:t>, N.Z., Sa'ad, N.H., Ismail, F., et al.: The impact of public bus service quality on the users' satisfaction: evidence from a developing Asian city. Review of Applied Socio-Economic Research 23(1), 83–96 (2022). https://doi.org/10.54609/reaser.v23i1.185</w:t>
+      </w:r>
+    </w:p>
+    <w:p>
+      <w:pPr>
+        <w:ind w:left="709" w:hanging="720"/>
+        <w:jc w:val="both"/>
+        <w:rPr>
+          <w:rFonts w:eastAsiaTheme="minorEastAsia"/>
+          <w:szCs w:val="24"/>
+          <w:lang w:val="en-MY" w:eastAsia="zh-CN"/>
+        </w:rPr>
+      </w:pPr>
+    </w:p>
+    <w:p>
+      <w:pPr>
+        <w:ind w:left="709" w:hanging="720"/>
+        <w:jc w:val="both"/>
+        <w:rPr>
+          <w:rFonts w:eastAsiaTheme="minorEastAsia"/>
+          <w:szCs w:val="24"/>
+          <w:lang w:val="en-MY" w:eastAsia="zh-CN"/>
+        </w:rPr>
+      </w:pPr>
+      <w:proofErr w:type="spellStart"/>
+      <w:r>
+        <w:rPr>
+          <w:rFonts w:eastAsiaTheme="minorEastAsia"/>
+          <w:szCs w:val="24"/>
+          <w:lang w:val="en-MY" w:eastAsia="zh-CN"/>
+        </w:rPr>
+        <w:t>Vujadinovic</w:t>
+      </w:r>
+      <w:proofErr w:type="spellEnd"/>
+      <w:r>
+        <w:rPr>
+          <w:rFonts w:eastAsiaTheme="minorEastAsia"/>
+          <w:szCs w:val="24"/>
+          <w:lang w:val="en-MY" w:eastAsia="zh-CN"/>
+        </w:rPr>
+        <w:t>, V.L., Damnjanovic, A., Cakic, A., et al.: AI-driven approach for enhancing sustainability in urban public transportation. Sustainability 16(17), 7763 (2024). https://doi.org/10.3390/su16177763</w:t>
+      </w:r>
+    </w:p>
+    <w:p>
+      <w:pPr>
+        <w:ind w:left="709" w:hanging="720"/>
+        <w:jc w:val="both"/>
+        <w:rPr>
+          <w:rFonts w:eastAsiaTheme="minorEastAsia"/>
+          <w:szCs w:val="24"/>
+          <w:lang w:val="en-MY" w:eastAsia="zh-CN"/>
+        </w:rPr>
+      </w:pPr>
+    </w:p>
+    <w:p>
+      <w:pPr>
+        <w:ind w:left="709" w:hanging="720"/>
+        <w:jc w:val="both"/>
+        <w:rPr>
+          <w:rFonts w:eastAsiaTheme="minorEastAsia"/>
+          <w:szCs w:val="24"/>
+          <w:lang w:val="en-MY" w:eastAsia="zh-CN"/>
+        </w:rPr>
+      </w:pPr>
+      <w:r>
+        <w:rPr>
+          <w:rFonts w:eastAsiaTheme="minorEastAsia"/>
+          <w:szCs w:val="24"/>
+          <w:lang w:val="en-MY" w:eastAsia="zh-CN"/>
+        </w:rPr>
+        <w:t>Wang, J., Liu, C., Wu, Z., et al.: The roadmap and strategy for prioritizing the development of public transport in China. Multimodal Transportation 4(1), 100184 (2025). https://doi.org/10.1016/j.multra.2024.100184</w:t>
+      </w:r>
+    </w:p>
+    <w:p>
+      <w:pPr>
+        <w:ind w:left="709" w:hanging="720"/>
+        <w:jc w:val="both"/>
+        <w:rPr>
+          <w:rFonts w:eastAsiaTheme="minorEastAsia"/>
+          <w:szCs w:val="24"/>
+          <w:lang w:val="en-MY" w:eastAsia="zh-CN"/>
+        </w:rPr>
+      </w:pPr>
+    </w:p>
+    <w:p>
+      <w:pPr>
+        <w:ind w:left="709" w:hanging="720"/>
+        <w:jc w:val="both"/>
+        <w:rPr>
+          <w:rFonts w:eastAsiaTheme="minorEastAsia"/>
+          <w:szCs w:val="24"/>
+          <w:lang w:val="en-MY" w:eastAsia="zh-CN"/>
+        </w:rPr>
+      </w:pPr>
+      <w:r>
+        <w:rPr>
+          <w:rFonts w:eastAsiaTheme="minorEastAsia"/>
+          <w:szCs w:val="24"/>
+          <w:lang w:val="en-MY" w:eastAsia="zh-CN"/>
+        </w:rPr>
+        <w:t>Wei, L., Guo, D., Chen, Z., et al.: Forecasting short-term passenger flow of subway stations based on the temporal pattern attention mechanism and the long short-term memory network. ISPRS International Journal of Geo-Information 12(1), 25 (2023). https://doi.org/10.3390/ijgi12010025</w:t>
+      </w:r>
+    </w:p>
+    <w:p>
+      <w:pPr>
+        <w:ind w:left="709" w:hanging="720"/>
+        <w:jc w:val="both"/>
+        <w:rPr>
+          <w:rFonts w:eastAsiaTheme="minorEastAsia"/>
+          <w:szCs w:val="24"/>
+          <w:lang w:val="en-MY" w:eastAsia="zh-CN"/>
+        </w:rPr>
+      </w:pPr>
+    </w:p>
+    <w:p>
+      <w:pPr>
+        <w:ind w:left="709" w:hanging="720"/>
+        <w:jc w:val="both"/>
+        <w:rPr>
+          <w:rFonts w:eastAsiaTheme="minorEastAsia"/>
+          <w:szCs w:val="24"/>
+          <w:lang w:val="en-MY" w:eastAsia="zh-CN"/>
+        </w:rPr>
+      </w:pPr>
+      <w:r>
+        <w:rPr>
+          <w:rFonts w:eastAsiaTheme="minorEastAsia"/>
+          <w:szCs w:val="24"/>
+          <w:lang w:val="en-MY" w:eastAsia="zh-CN"/>
+        </w:rPr>
+        <w:t>Wu, J.-L., Lu, M., Wang, C.-Y.: Forecasting metro rail transit passenger flow with multiple-attention deep neural networks and surrounding vehicle detection devices. Applied Intelligence 53, 18531–18546 (2023). https://doi.org/10.1007/s10489-023-04483-x</w:t>
+      </w:r>
+    </w:p>
+    <w:p>
+      <w:pPr>
+        <w:ind w:left="709" w:hanging="720"/>
+        <w:jc w:val="both"/>
+        <w:rPr>
+          <w:rFonts w:eastAsiaTheme="minorEastAsia"/>
+          <w:szCs w:val="24"/>
+          <w:lang w:val="en-MY" w:eastAsia="zh-CN"/>
+        </w:rPr>
+      </w:pPr>
+    </w:p>
+    <w:p>
+      <w:pPr>
+        <w:ind w:left="709" w:hanging="720"/>
+        <w:jc w:val="both"/>
+        <w:rPr>
+          <w:rFonts w:eastAsiaTheme="minorEastAsia"/>
+          <w:szCs w:val="24"/>
+          <w:lang w:val="en-MY" w:eastAsia="zh-CN"/>
+        </w:rPr>
+      </w:pPr>
+      <w:r>
+        <w:rPr>
+          <w:rFonts w:eastAsiaTheme="minorEastAsia"/>
+          <w:szCs w:val="24"/>
+          <w:lang w:val="en-MY" w:eastAsia="zh-CN"/>
+        </w:rPr>
+        <w:t>Wu, Z., Liu, X., Zhang, X.: Multi dynamic temporal representation graph convolutional network for traffic flow prediction. Scientific Reports 15, 16734 (2025). https://doi.org/10.1038/s41598-025-01157-1</w:t>
+      </w:r>
+    </w:p>
+    <w:p>
+      <w:pPr>
+        <w:ind w:left="709" w:hanging="720"/>
+        <w:jc w:val="both"/>
+        <w:rPr>
+          <w:rFonts w:eastAsiaTheme="minorEastAsia"/>
+          <w:szCs w:val="24"/>
+          <w:lang w:val="en-MY" w:eastAsia="zh-CN"/>
+        </w:rPr>
+      </w:pPr>
+    </w:p>
+    <w:p>
+      <w:pPr>
+        <w:ind w:left="709" w:hanging="720"/>
+        <w:jc w:val="both"/>
+        <w:rPr>
+          <w:rFonts w:eastAsiaTheme="minorEastAsia"/>
+          <w:szCs w:val="24"/>
+          <w:lang w:val="en-MY" w:eastAsia="zh-CN"/>
+        </w:rPr>
+      </w:pPr>
+      <w:r>
+        <w:rPr>
+          <w:rFonts w:eastAsiaTheme="minorEastAsia"/>
+          <w:szCs w:val="24"/>
+          <w:lang w:val="en-MY" w:eastAsia="zh-CN"/>
+        </w:rPr>
+        <w:t>Yin, X., Wu, G., Wei, J., et al.: Deep learning on traffic prediction: methods, analysis, and future directions. IEEE Transactions on Intelligent Transportation Systems 23(6), 4927–4943 (2022). https://doi.org/10.1109/TITS.2021.3054840</w:t>
+      </w:r>
+    </w:p>
+    <w:p>
+      <w:pPr>
+        <w:ind w:left="709" w:hanging="720"/>
+        <w:jc w:val="both"/>
+        <w:rPr>
+          <w:rFonts w:eastAsiaTheme="minorEastAsia"/>
+          <w:szCs w:val="24"/>
+          <w:lang w:val="en-MY" w:eastAsia="zh-CN"/>
+        </w:rPr>
+      </w:pPr>
+    </w:p>
+    <w:p>
+      <w:pPr>
+        <w:ind w:left="709" w:hanging="720"/>
+        <w:jc w:val="both"/>
+        <w:rPr>
+          <w:rFonts w:eastAsiaTheme="minorEastAsia"/>
+          <w:szCs w:val="24"/>
+          <w:lang w:val="en-MY" w:eastAsia="zh-CN"/>
+        </w:rPr>
+      </w:pPr>
+      <w:r>
+        <w:rPr>
+          <w:rFonts w:eastAsiaTheme="minorEastAsia"/>
+          <w:szCs w:val="24"/>
+          <w:lang w:val="en-MY" w:eastAsia="zh-CN"/>
+        </w:rPr>
+        <w:t>Yusuf, O., Rasheed, A., Lindseth, F.: Data-driven predictive modelling of stop-level public transit patterns. Transportation, 1–53 (2025). https://doi.org/10.1007/s11116-025-10689-4</w:t>
+      </w:r>
+    </w:p>
+    <w:p>
+      <w:pPr>
+        <w:ind w:left="709" w:hanging="720"/>
+        <w:jc w:val="both"/>
+        <w:rPr>
+          <w:rFonts w:eastAsiaTheme="minorEastAsia"/>
+          <w:szCs w:val="24"/>
+          <w:lang w:val="en-MY" w:eastAsia="zh-CN"/>
+        </w:rPr>
+      </w:pPr>
+    </w:p>
+    <w:p>
+      <w:pPr>
+        <w:ind w:left="709" w:hanging="720"/>
+        <w:jc w:val="both"/>
+        <w:rPr>
+          <w:rFonts w:eastAsiaTheme="minorEastAsia"/>
+          <w:szCs w:val="24"/>
+          <w:lang w:val="en-MY" w:eastAsia="zh-CN"/>
+        </w:rPr>
+      </w:pPr>
+      <w:r>
+        <w:rPr>
+          <w:rFonts w:eastAsiaTheme="minorEastAsia"/>
+          <w:szCs w:val="24"/>
+          <w:lang w:val="en-MY" w:eastAsia="zh-CN"/>
+        </w:rPr>
+        <w:t xml:space="preserve">Zhao, M., Lan, C.-L.: </w:t>
+      </w:r>
+      <w:proofErr w:type="spellStart"/>
+      <w:r>
+        <w:rPr>
+          <w:rFonts w:eastAsiaTheme="minorEastAsia"/>
+          <w:szCs w:val="24"/>
+          <w:lang w:val="en-MY" w:eastAsia="zh-CN"/>
+        </w:rPr>
+        <w:t>Modeling</w:t>
+      </w:r>
+      <w:proofErr w:type="spellEnd"/>
+      <w:r>
+        <w:rPr>
+          <w:rFonts w:eastAsiaTheme="minorEastAsia"/>
+          <w:szCs w:val="24"/>
+          <w:lang w:val="en-MY" w:eastAsia="zh-CN"/>
+        </w:rPr>
+        <w:t xml:space="preserve"> travel time reliability for non-interstate national highway system routes. Virginia Transportation Research Council, 1–68 (2025). https://vtrc.virginia.gov/media/vtrc/vtrc-pdf/vtrc-pdf/26-R23.pdf</w:t>
       </w:r>
     </w:p>
     <w:p>
@@ -7392,1319 +8765,6 @@
           <w:lang w:val="en-MY" w:eastAsia="zh-CN"/>
         </w:rPr>
         <w:lastRenderedPageBreak/>
-        <w:t>Jiang, S., Cai, C.: The impacts of weather conditions on metro ridership: an empirical study from three mega cities in China. Travel Behaviour and Society 31, 166–177 (2023). https://doi.org/10.1016/j.tbs.2022.12.003</w:t>
-      </w:r>
-    </w:p>
-    <w:p>
-      <w:pPr>
-        <w:ind w:left="709" w:hanging="720"/>
-        <w:jc w:val="both"/>
-        <w:rPr>
-          <w:rFonts w:eastAsiaTheme="minorEastAsia"/>
-          <w:szCs w:val="24"/>
-          <w:lang w:val="en-MY" w:eastAsia="zh-CN"/>
-        </w:rPr>
-      </w:pPr>
-    </w:p>
-    <w:p>
-      <w:pPr>
-        <w:ind w:left="709" w:hanging="720"/>
-        <w:jc w:val="both"/>
-        <w:rPr>
-          <w:rFonts w:eastAsiaTheme="minorEastAsia"/>
-          <w:szCs w:val="24"/>
-          <w:lang w:val="en-MY" w:eastAsia="zh-CN"/>
-        </w:rPr>
-      </w:pPr>
-      <w:r>
-        <w:rPr>
-          <w:rFonts w:eastAsiaTheme="minorEastAsia"/>
-          <w:szCs w:val="24"/>
-          <w:lang w:val="en-MY" w:eastAsia="zh-CN"/>
-        </w:rPr>
-        <w:t>Jin, S., Jing, C., Wang, Y., et al.: Spatiotemporal graph convolutional neural networks for metro flow prediction. The International Archives of the Photogrammetry, Remote Sensing and Spatial Information Sciences XLIII, 403–409 (2022). https://doi.org/10.5194/isprs-archives-XLIII-B4-2022-403-2022</w:t>
-      </w:r>
-    </w:p>
-    <w:p>
-      <w:pPr>
-        <w:ind w:left="709" w:hanging="720"/>
-        <w:jc w:val="both"/>
-        <w:rPr>
-          <w:rFonts w:eastAsiaTheme="minorEastAsia"/>
-          <w:szCs w:val="24"/>
-          <w:lang w:val="en-MY" w:eastAsia="zh-CN"/>
-        </w:rPr>
-      </w:pPr>
-    </w:p>
-    <w:p>
-      <w:pPr>
-        <w:ind w:left="709" w:hanging="720"/>
-        <w:jc w:val="both"/>
-        <w:rPr>
-          <w:rFonts w:eastAsiaTheme="minorEastAsia"/>
-          <w:szCs w:val="24"/>
-          <w:lang w:val="en-MY" w:eastAsia="zh-CN"/>
-        </w:rPr>
-      </w:pPr>
-      <w:r>
-        <w:rPr>
-          <w:rFonts w:eastAsiaTheme="minorEastAsia"/>
-          <w:szCs w:val="24"/>
-          <w:lang w:val="en-MY" w:eastAsia="zh-CN"/>
-        </w:rPr>
-        <w:t>Keller, C., Gluck, F., Gerlach, C.F., et al.: Investigating the potential of data science methods for sustainable public transport. Sustainability 14, 4211 (2022). https://doi.org/10.3390/su14074211</w:t>
-      </w:r>
-    </w:p>
-    <w:p>
-      <w:pPr>
-        <w:ind w:left="709" w:hanging="720"/>
-        <w:jc w:val="both"/>
-        <w:rPr>
-          <w:rFonts w:eastAsiaTheme="minorEastAsia"/>
-          <w:szCs w:val="24"/>
-          <w:lang w:val="en-MY" w:eastAsia="zh-CN"/>
-        </w:rPr>
-      </w:pPr>
-    </w:p>
-    <w:p>
-      <w:pPr>
-        <w:ind w:left="709" w:hanging="720"/>
-        <w:jc w:val="both"/>
-        <w:rPr>
-          <w:rFonts w:eastAsiaTheme="minorEastAsia"/>
-          <w:szCs w:val="24"/>
-          <w:lang w:val="en-MY" w:eastAsia="zh-CN"/>
-        </w:rPr>
-      </w:pPr>
-      <w:r>
-        <w:rPr>
-          <w:rFonts w:eastAsiaTheme="minorEastAsia"/>
-          <w:szCs w:val="24"/>
-          <w:lang w:val="en-MY" w:eastAsia="zh-CN"/>
-        </w:rPr>
-        <w:t>Kim, T., Kim, J., Tae, Y., et al.: Reversible instance normalization for accurate time-series forecasting against distribution shift. In: International Conference on Learning Representations (ICLR 2022), pp. 1–25 (2023). https://openreview.net/forum?id=cGDAkQo1C0p</w:t>
-      </w:r>
-    </w:p>
-    <w:p>
-      <w:pPr>
-        <w:ind w:left="709" w:hanging="720"/>
-        <w:jc w:val="both"/>
-        <w:rPr>
-          <w:rFonts w:eastAsiaTheme="minorEastAsia"/>
-          <w:szCs w:val="24"/>
-          <w:lang w:val="en-MY" w:eastAsia="zh-CN"/>
-        </w:rPr>
-      </w:pPr>
-    </w:p>
-    <w:p>
-      <w:pPr>
-        <w:ind w:left="709" w:hanging="720"/>
-        <w:jc w:val="both"/>
-        <w:rPr>
-          <w:rFonts w:eastAsiaTheme="minorEastAsia"/>
-          <w:szCs w:val="24"/>
-          <w:lang w:val="en-MY" w:eastAsia="zh-CN"/>
-        </w:rPr>
-      </w:pPr>
-      <w:r>
-        <w:rPr>
-          <w:rFonts w:eastAsiaTheme="minorEastAsia"/>
-          <w:szCs w:val="24"/>
-          <w:lang w:val="en-MY" w:eastAsia="zh-CN"/>
-        </w:rPr>
-        <w:t>Krishnasamy, L., C., S., Dhanaraj, R.K., et al.: Intelligent traffic congestion forecasting using BiLSTM and adaptive secretary bird optimizer for sustainable urban transportation. Scientific Reports 15, 18423 (2025). https://doi.org/10.1038/s41598-025-02933-9</w:t>
-      </w:r>
-    </w:p>
-    <w:p>
-      <w:pPr>
-        <w:ind w:left="709" w:hanging="720"/>
-        <w:jc w:val="both"/>
-        <w:rPr>
-          <w:rFonts w:eastAsiaTheme="minorEastAsia"/>
-          <w:szCs w:val="24"/>
-          <w:lang w:val="en-MY" w:eastAsia="zh-CN"/>
-        </w:rPr>
-      </w:pPr>
-    </w:p>
-    <w:p>
-      <w:pPr>
-        <w:ind w:left="709" w:hanging="720"/>
-        <w:jc w:val="both"/>
-        <w:rPr>
-          <w:rFonts w:eastAsiaTheme="minorEastAsia"/>
-          <w:szCs w:val="24"/>
-          <w:lang w:val="en-MY" w:eastAsia="zh-CN"/>
-        </w:rPr>
-      </w:pPr>
-      <w:proofErr w:type="spellStart"/>
-      <w:r>
-        <w:rPr>
-          <w:rFonts w:eastAsiaTheme="minorEastAsia"/>
-          <w:szCs w:val="24"/>
-          <w:lang w:val="en-MY" w:eastAsia="zh-CN"/>
-        </w:rPr>
-        <w:t>Levner</w:t>
-      </w:r>
-      <w:proofErr w:type="spellEnd"/>
-      <w:r>
-        <w:rPr>
-          <w:rFonts w:eastAsiaTheme="minorEastAsia"/>
-          <w:szCs w:val="24"/>
-          <w:lang w:val="en-MY" w:eastAsia="zh-CN"/>
-        </w:rPr>
-        <w:t xml:space="preserve">, A.: AI-powered public transportation gains momentum as </w:t>
-      </w:r>
-      <w:proofErr w:type="spellStart"/>
-      <w:r>
-        <w:rPr>
-          <w:rFonts w:eastAsiaTheme="minorEastAsia"/>
-          <w:szCs w:val="24"/>
-          <w:lang w:val="en-MY" w:eastAsia="zh-CN"/>
-        </w:rPr>
-        <w:t>Optibus</w:t>
-      </w:r>
-      <w:proofErr w:type="spellEnd"/>
-      <w:r>
-        <w:rPr>
-          <w:rFonts w:eastAsiaTheme="minorEastAsia"/>
-          <w:szCs w:val="24"/>
-          <w:lang w:val="en-MY" w:eastAsia="zh-CN"/>
-        </w:rPr>
-        <w:t xml:space="preserve"> platform hits one million optimizations. </w:t>
-      </w:r>
-      <w:proofErr w:type="spellStart"/>
-      <w:r>
-        <w:rPr>
-          <w:rFonts w:eastAsiaTheme="minorEastAsia"/>
-          <w:szCs w:val="24"/>
-          <w:lang w:val="en-MY" w:eastAsia="zh-CN"/>
-        </w:rPr>
-        <w:t>Optibus</w:t>
-      </w:r>
-      <w:proofErr w:type="spellEnd"/>
-      <w:r>
-        <w:rPr>
-          <w:rFonts w:eastAsiaTheme="minorEastAsia"/>
-          <w:szCs w:val="24"/>
-          <w:lang w:val="en-MY" w:eastAsia="zh-CN"/>
-        </w:rPr>
-        <w:t xml:space="preserve"> (2025). https://blog.optibus.com/ai-powered-public-transportation-gains-momentum-as-optibus-platform-hits-one-million-optimizations. Accessed 31 March 2025</w:t>
-      </w:r>
-    </w:p>
-    <w:p>
-      <w:pPr>
-        <w:ind w:left="709" w:hanging="720"/>
-        <w:jc w:val="both"/>
-        <w:rPr>
-          <w:rFonts w:eastAsiaTheme="minorEastAsia"/>
-          <w:szCs w:val="24"/>
-          <w:lang w:val="en-MY" w:eastAsia="zh-CN"/>
-        </w:rPr>
-      </w:pPr>
-    </w:p>
-    <w:p>
-      <w:pPr>
-        <w:ind w:left="709" w:hanging="720"/>
-        <w:jc w:val="both"/>
-        <w:rPr>
-          <w:rFonts w:eastAsiaTheme="minorEastAsia"/>
-          <w:szCs w:val="24"/>
-          <w:lang w:val="en-MY" w:eastAsia="zh-CN"/>
-        </w:rPr>
-      </w:pPr>
-      <w:r>
-        <w:rPr>
-          <w:rFonts w:eastAsiaTheme="minorEastAsia"/>
-          <w:szCs w:val="24"/>
-          <w:lang w:val="en-MY" w:eastAsia="zh-CN"/>
-        </w:rPr>
-        <w:t>Liu, C., Xiao, Z., Long, W., et al.: Vehicle trajectory data processing, analytics and applications: a survey. ACM Computing Surveys 57(9), 1–36 (2025). https://doi.org/10.1145/3715902</w:t>
-      </w:r>
-    </w:p>
-    <w:p>
-      <w:pPr>
-        <w:ind w:left="709" w:hanging="720"/>
-        <w:jc w:val="both"/>
-        <w:rPr>
-          <w:rFonts w:eastAsiaTheme="minorEastAsia"/>
-          <w:szCs w:val="24"/>
-          <w:lang w:val="en-MY" w:eastAsia="zh-CN"/>
-        </w:rPr>
-      </w:pPr>
-    </w:p>
-    <w:p>
-      <w:pPr>
-        <w:ind w:left="709" w:hanging="720"/>
-        <w:jc w:val="both"/>
-        <w:rPr>
-          <w:rFonts w:eastAsiaTheme="minorEastAsia"/>
-          <w:szCs w:val="24"/>
-          <w:lang w:val="en-MY" w:eastAsia="zh-CN"/>
-        </w:rPr>
-      </w:pPr>
-      <w:r>
-        <w:rPr>
-          <w:rFonts w:eastAsiaTheme="minorEastAsia"/>
-          <w:szCs w:val="24"/>
-          <w:lang w:val="en-MY" w:eastAsia="zh-CN"/>
-        </w:rPr>
-        <w:t>Lu, K., Liu, J., Zhou, X., et al.: A review of big data applications in urban transit systems. IEEE Transactions on Intelligent Transportation Systems 22(5), 2535–2552 (2020). https://doi.org/10.1109/TITS.2020.2973365</w:t>
-      </w:r>
-    </w:p>
-    <w:p>
-      <w:pPr>
-        <w:ind w:left="709" w:hanging="720"/>
-        <w:jc w:val="both"/>
-        <w:rPr>
-          <w:rFonts w:eastAsiaTheme="minorEastAsia"/>
-          <w:szCs w:val="24"/>
-          <w:lang w:val="en-MY" w:eastAsia="zh-CN"/>
-        </w:rPr>
-      </w:pPr>
-    </w:p>
-    <w:p>
-      <w:pPr>
-        <w:ind w:left="709" w:hanging="720"/>
-        <w:jc w:val="both"/>
-        <w:rPr>
-          <w:rFonts w:eastAsiaTheme="minorEastAsia"/>
-          <w:szCs w:val="24"/>
-          <w:lang w:val="en-MY" w:eastAsia="zh-CN"/>
-        </w:rPr>
-      </w:pPr>
-      <w:proofErr w:type="spellStart"/>
-      <w:r>
-        <w:rPr>
-          <w:rFonts w:eastAsiaTheme="minorEastAsia"/>
-          <w:szCs w:val="24"/>
-          <w:lang w:val="en-MY" w:eastAsia="zh-CN"/>
-        </w:rPr>
-        <w:t>Lv</w:t>
-      </w:r>
-      <w:proofErr w:type="spellEnd"/>
-      <w:r>
-        <w:rPr>
-          <w:rFonts w:eastAsiaTheme="minorEastAsia"/>
-          <w:szCs w:val="24"/>
-          <w:lang w:val="en-MY" w:eastAsia="zh-CN"/>
-        </w:rPr>
-        <w:t>, Z., Li, J., Dong, C., et al.: Deep learning in the COVID-19 epidemic: a deep model for urban traffic revitalization index. Data &amp; Knowledge Engineering 135, 101912 (2021). https://doi.org/10.1016/j.datak.2021.101912</w:t>
-      </w:r>
-    </w:p>
-    <w:p>
-      <w:pPr>
-        <w:ind w:left="709" w:hanging="720"/>
-        <w:jc w:val="both"/>
-        <w:rPr>
-          <w:rFonts w:eastAsiaTheme="minorEastAsia"/>
-          <w:szCs w:val="24"/>
-          <w:lang w:val="en-MY" w:eastAsia="zh-CN"/>
-        </w:rPr>
-      </w:pPr>
-    </w:p>
-    <w:p>
-      <w:pPr>
-        <w:ind w:left="709" w:hanging="720"/>
-        <w:jc w:val="both"/>
-        <w:rPr>
-          <w:rFonts w:eastAsiaTheme="minorEastAsia"/>
-          <w:szCs w:val="24"/>
-          <w:lang w:val="en-MY" w:eastAsia="zh-CN"/>
-        </w:rPr>
-      </w:pPr>
-      <w:r>
-        <w:rPr>
-          <w:rFonts w:eastAsiaTheme="minorEastAsia"/>
-          <w:szCs w:val="24"/>
-          <w:lang w:val="en-MY" w:eastAsia="zh-CN"/>
-        </w:rPr>
-        <w:t xml:space="preserve">Ma, X., Zhang, H.: Time series forecasting method based on multi-scale feature fusion and </w:t>
-      </w:r>
-      <w:proofErr w:type="spellStart"/>
-      <w:r>
-        <w:rPr>
-          <w:rFonts w:eastAsiaTheme="minorEastAsia"/>
-          <w:szCs w:val="24"/>
-          <w:lang w:val="en-MY" w:eastAsia="zh-CN"/>
-        </w:rPr>
-        <w:t>Autoformer</w:t>
-      </w:r>
-      <w:proofErr w:type="spellEnd"/>
-      <w:r>
-        <w:rPr>
-          <w:rFonts w:eastAsiaTheme="minorEastAsia"/>
-          <w:szCs w:val="24"/>
-          <w:lang w:val="en-MY" w:eastAsia="zh-CN"/>
-        </w:rPr>
-        <w:t>. Applied Sciences 15(7), 3768 (2025). https://doi.org/10.3390/app15073768</w:t>
-      </w:r>
-    </w:p>
-    <w:p>
-      <w:pPr>
-        <w:ind w:left="709" w:hanging="720"/>
-        <w:jc w:val="both"/>
-        <w:rPr>
-          <w:rFonts w:eastAsiaTheme="minorEastAsia"/>
-          <w:szCs w:val="24"/>
-          <w:lang w:val="en-MY" w:eastAsia="zh-CN"/>
-        </w:rPr>
-      </w:pPr>
-    </w:p>
-    <w:p>
-      <w:pPr>
-        <w:ind w:left="709" w:hanging="720"/>
-        <w:jc w:val="both"/>
-        <w:rPr>
-          <w:rFonts w:eastAsiaTheme="minorEastAsia"/>
-          <w:szCs w:val="24"/>
-          <w:lang w:val="en-MY" w:eastAsia="zh-CN"/>
-        </w:rPr>
-      </w:pPr>
-      <w:r>
-        <w:rPr>
-          <w:rFonts w:eastAsiaTheme="minorEastAsia"/>
-          <w:szCs w:val="24"/>
-          <w:lang w:val="en-MY" w:eastAsia="zh-CN"/>
-        </w:rPr>
-        <w:t xml:space="preserve">Maria-Arribas, D., </w:t>
-      </w:r>
-      <w:proofErr w:type="spellStart"/>
-      <w:r>
-        <w:rPr>
-          <w:rFonts w:eastAsiaTheme="minorEastAsia"/>
-          <w:szCs w:val="24"/>
-          <w:lang w:val="en-MY" w:eastAsia="zh-CN"/>
-        </w:rPr>
-        <w:t>Pantrigo</w:t>
-      </w:r>
-      <w:proofErr w:type="spellEnd"/>
-      <w:r>
-        <w:rPr>
-          <w:rFonts w:eastAsiaTheme="minorEastAsia"/>
-          <w:szCs w:val="24"/>
-          <w:lang w:val="en-MY" w:eastAsia="zh-CN"/>
-        </w:rPr>
-        <w:t xml:space="preserve">, J.J., Cuesta-Infante, A.: A massive, graph augmented, traffic dataset for machine learning and deep learning </w:t>
-      </w:r>
-      <w:proofErr w:type="spellStart"/>
-      <w:r>
-        <w:rPr>
-          <w:rFonts w:eastAsiaTheme="minorEastAsia"/>
-          <w:szCs w:val="24"/>
-          <w:lang w:val="en-MY" w:eastAsia="zh-CN"/>
-        </w:rPr>
-        <w:t>spatio</w:t>
-      </w:r>
-      <w:proofErr w:type="spellEnd"/>
-      <w:r>
-        <w:rPr>
-          <w:rFonts w:eastAsiaTheme="minorEastAsia"/>
-          <w:szCs w:val="24"/>
-          <w:lang w:val="en-MY" w:eastAsia="zh-CN"/>
-        </w:rPr>
-        <w:t>-temporal traffic analysis. Research Square, 1–17 (2026). https://doi.org/10.21203/rs.3.rs-8670080/v1</w:t>
-      </w:r>
-    </w:p>
-    <w:p>
-      <w:pPr>
-        <w:ind w:left="709" w:hanging="720"/>
-        <w:jc w:val="both"/>
-        <w:rPr>
-          <w:rFonts w:eastAsiaTheme="minorEastAsia"/>
-          <w:szCs w:val="24"/>
-          <w:lang w:val="en-MY" w:eastAsia="zh-CN"/>
-        </w:rPr>
-      </w:pPr>
-    </w:p>
-    <w:p>
-      <w:pPr>
-        <w:ind w:left="709" w:hanging="720"/>
-        <w:jc w:val="both"/>
-        <w:rPr>
-          <w:rFonts w:eastAsiaTheme="minorEastAsia"/>
-          <w:szCs w:val="24"/>
-          <w:lang w:val="en-MY" w:eastAsia="zh-CN"/>
-        </w:rPr>
-      </w:pPr>
-      <w:r>
-        <w:rPr>
-          <w:rFonts w:eastAsiaTheme="minorEastAsia"/>
-          <w:szCs w:val="24"/>
-          <w:lang w:val="en-MY" w:eastAsia="zh-CN"/>
-        </w:rPr>
-        <w:t xml:space="preserve">Mee, C.K., Subramaniam, G., </w:t>
-      </w:r>
-      <w:proofErr w:type="spellStart"/>
-      <w:r>
-        <w:rPr>
-          <w:rFonts w:eastAsiaTheme="minorEastAsia"/>
-          <w:szCs w:val="24"/>
-          <w:lang w:val="en-MY" w:eastAsia="zh-CN"/>
-        </w:rPr>
-        <w:t>Ating</w:t>
-      </w:r>
-      <w:proofErr w:type="spellEnd"/>
-      <w:r>
-        <w:rPr>
-          <w:rFonts w:eastAsiaTheme="minorEastAsia"/>
-          <w:szCs w:val="24"/>
-          <w:lang w:val="en-MY" w:eastAsia="zh-CN"/>
-        </w:rPr>
-        <w:t>, R., et al.: Willingness to use public transport in Kuala Lumpur and Manila. Environment-Behaviour Proceedings Journal 7(21), 1–9 (2022). https://doi.org/10.21834/ebpj.v7i21.3751</w:t>
-      </w:r>
-    </w:p>
-    <w:p>
-      <w:pPr>
-        <w:ind w:left="709" w:hanging="720"/>
-        <w:jc w:val="both"/>
-        <w:rPr>
-          <w:rFonts w:eastAsiaTheme="minorEastAsia"/>
-          <w:szCs w:val="24"/>
-          <w:lang w:val="en-MY" w:eastAsia="zh-CN"/>
-        </w:rPr>
-      </w:pPr>
-    </w:p>
-    <w:p>
-      <w:pPr>
-        <w:ind w:left="709" w:hanging="720"/>
-        <w:jc w:val="both"/>
-        <w:rPr>
-          <w:rFonts w:eastAsiaTheme="minorEastAsia"/>
-          <w:szCs w:val="24"/>
-          <w:lang w:val="en-MY" w:eastAsia="zh-CN"/>
-        </w:rPr>
-      </w:pPr>
-      <w:r>
-        <w:rPr>
-          <w:rFonts w:eastAsiaTheme="minorEastAsia"/>
-          <w:szCs w:val="24"/>
-          <w:lang w:val="en-MY" w:eastAsia="zh-CN"/>
-        </w:rPr>
-        <w:t xml:space="preserve">Mohamed, A.H., Adwan, I.A., </w:t>
-      </w:r>
-      <w:proofErr w:type="spellStart"/>
-      <w:r>
-        <w:rPr>
-          <w:rFonts w:eastAsiaTheme="minorEastAsia"/>
-          <w:szCs w:val="24"/>
-          <w:lang w:val="en-MY" w:eastAsia="zh-CN"/>
-        </w:rPr>
-        <w:t>Ahmeda</w:t>
-      </w:r>
-      <w:proofErr w:type="spellEnd"/>
-      <w:r>
-        <w:rPr>
-          <w:rFonts w:eastAsiaTheme="minorEastAsia"/>
-          <w:szCs w:val="24"/>
-          <w:lang w:val="en-MY" w:eastAsia="zh-CN"/>
-        </w:rPr>
-        <w:t>, A.G., et al.: Identification of affecting factors on the travel time reliability for bus transportation. Knowledge-based Engineering and Science 2(1), 19–30 (2021). https://doi.org/10.51526/kbes.2021.2.1.19-30</w:t>
-      </w:r>
-    </w:p>
-    <w:p>
-      <w:pPr>
-        <w:ind w:left="709" w:hanging="720"/>
-        <w:jc w:val="both"/>
-        <w:rPr>
-          <w:rFonts w:eastAsiaTheme="minorEastAsia"/>
-          <w:szCs w:val="24"/>
-          <w:lang w:val="en-MY" w:eastAsia="zh-CN"/>
-        </w:rPr>
-      </w:pPr>
-    </w:p>
-    <w:p>
-      <w:pPr>
-        <w:ind w:left="709" w:hanging="720"/>
-        <w:jc w:val="both"/>
-        <w:rPr>
-          <w:rFonts w:eastAsiaTheme="minorEastAsia"/>
-          <w:szCs w:val="24"/>
-          <w:lang w:val="en-MY" w:eastAsia="zh-CN"/>
-        </w:rPr>
-      </w:pPr>
-      <w:proofErr w:type="spellStart"/>
-      <w:r>
-        <w:rPr>
-          <w:rFonts w:eastAsiaTheme="minorEastAsia"/>
-          <w:szCs w:val="24"/>
-          <w:lang w:val="en-MY" w:eastAsia="zh-CN"/>
-        </w:rPr>
-        <w:t>Mystakidis</w:t>
-      </w:r>
-      <w:proofErr w:type="spellEnd"/>
-      <w:r>
-        <w:rPr>
-          <w:rFonts w:eastAsiaTheme="minorEastAsia"/>
-          <w:szCs w:val="24"/>
-          <w:lang w:val="en-MY" w:eastAsia="zh-CN"/>
-        </w:rPr>
-        <w:t xml:space="preserve">, A., </w:t>
-      </w:r>
-      <w:proofErr w:type="spellStart"/>
-      <w:r>
-        <w:rPr>
-          <w:rFonts w:eastAsiaTheme="minorEastAsia"/>
-          <w:szCs w:val="24"/>
-          <w:lang w:val="en-MY" w:eastAsia="zh-CN"/>
-        </w:rPr>
-        <w:t>Koukaras</w:t>
-      </w:r>
-      <w:proofErr w:type="spellEnd"/>
-      <w:r>
-        <w:rPr>
-          <w:rFonts w:eastAsiaTheme="minorEastAsia"/>
-          <w:szCs w:val="24"/>
-          <w:lang w:val="en-MY" w:eastAsia="zh-CN"/>
-        </w:rPr>
-        <w:t xml:space="preserve">, P., </w:t>
-      </w:r>
-      <w:proofErr w:type="spellStart"/>
-      <w:r>
-        <w:rPr>
-          <w:rFonts w:eastAsiaTheme="minorEastAsia"/>
-          <w:szCs w:val="24"/>
-          <w:lang w:val="en-MY" w:eastAsia="zh-CN"/>
-        </w:rPr>
-        <w:t>Tjortjis</w:t>
-      </w:r>
-      <w:proofErr w:type="spellEnd"/>
-      <w:r>
-        <w:rPr>
-          <w:rFonts w:eastAsiaTheme="minorEastAsia"/>
-          <w:szCs w:val="24"/>
-          <w:lang w:val="en-MY" w:eastAsia="zh-CN"/>
-        </w:rPr>
-        <w:t>, C.: Advances in traffic congestion prediction: an overview of emerging techniques and methods. Smart Cities 8(1), 25 (2025). https://doi.org/10.3390/smartcities8010025</w:t>
-      </w:r>
-    </w:p>
-    <w:p>
-      <w:pPr>
-        <w:ind w:left="709" w:hanging="720"/>
-        <w:jc w:val="both"/>
-        <w:rPr>
-          <w:rFonts w:eastAsiaTheme="minorEastAsia"/>
-          <w:szCs w:val="24"/>
-          <w:lang w:val="en-MY" w:eastAsia="zh-CN"/>
-        </w:rPr>
-      </w:pPr>
-    </w:p>
-    <w:p>
-      <w:pPr>
-        <w:ind w:left="709" w:hanging="720"/>
-        <w:jc w:val="both"/>
-        <w:rPr>
-          <w:rFonts w:eastAsiaTheme="minorEastAsia"/>
-          <w:szCs w:val="24"/>
-          <w:lang w:val="en-MY" w:eastAsia="zh-CN"/>
-        </w:rPr>
-      </w:pPr>
-      <w:r>
-        <w:rPr>
-          <w:rFonts w:eastAsiaTheme="minorEastAsia"/>
-          <w:szCs w:val="24"/>
-          <w:lang w:val="en-MY" w:eastAsia="zh-CN"/>
-        </w:rPr>
-        <w:t>Ngo, N.S., Bashar, S.: The impacts of extreme weather events on U.S. public transit ridership. Transportation Research Part D: Transport and Environment 137, 104504 (2024). https://doi.org/10.1016/j.trd.2024.104504</w:t>
-      </w:r>
-    </w:p>
-    <w:p>
-      <w:pPr>
-        <w:ind w:left="709" w:hanging="720"/>
-        <w:jc w:val="both"/>
-        <w:rPr>
-          <w:rFonts w:eastAsiaTheme="minorEastAsia"/>
-          <w:szCs w:val="24"/>
-          <w:lang w:val="en-MY" w:eastAsia="zh-CN"/>
-        </w:rPr>
-      </w:pPr>
-    </w:p>
-    <w:p>
-      <w:pPr>
-        <w:ind w:left="709" w:hanging="720"/>
-        <w:jc w:val="both"/>
-        <w:rPr>
-          <w:rFonts w:eastAsiaTheme="minorEastAsia"/>
-          <w:szCs w:val="24"/>
-          <w:lang w:val="en-MY" w:eastAsia="zh-CN"/>
-        </w:rPr>
-      </w:pPr>
-      <w:r>
-        <w:rPr>
-          <w:rFonts w:eastAsiaTheme="minorEastAsia"/>
-          <w:szCs w:val="24"/>
-          <w:lang w:val="en-MY" w:eastAsia="zh-CN"/>
-        </w:rPr>
-        <w:t xml:space="preserve">Pour, M.A., Zargari, F., Samimi, A., et al.: </w:t>
-      </w:r>
-      <w:proofErr w:type="spellStart"/>
-      <w:r>
-        <w:rPr>
-          <w:rFonts w:eastAsiaTheme="minorEastAsia"/>
-          <w:szCs w:val="24"/>
-          <w:lang w:val="en-MY" w:eastAsia="zh-CN"/>
-        </w:rPr>
-        <w:t>Analyzing</w:t>
-      </w:r>
-      <w:proofErr w:type="spellEnd"/>
-      <w:r>
-        <w:rPr>
-          <w:rFonts w:eastAsiaTheme="minorEastAsia"/>
-          <w:szCs w:val="24"/>
-          <w:lang w:val="en-MY" w:eastAsia="zh-CN"/>
-        </w:rPr>
-        <w:t xml:space="preserve"> the influence of fuel price shock on urban public transit and interurban automobile travel demand: evidence from a country with fixed fuel price regulation. Transportation Research Interdisciplinary Perspectives 36, 101829 (2026). https://doi.org/10.1016/j.trip.2025.101829</w:t>
-      </w:r>
-    </w:p>
-    <w:p>
-      <w:pPr>
-        <w:ind w:left="709" w:hanging="720"/>
-        <w:jc w:val="both"/>
-        <w:rPr>
-          <w:rFonts w:eastAsiaTheme="minorEastAsia"/>
-          <w:szCs w:val="24"/>
-          <w:lang w:val="en-MY" w:eastAsia="zh-CN"/>
-        </w:rPr>
-      </w:pPr>
-    </w:p>
-    <w:p>
-      <w:pPr>
-        <w:ind w:left="709" w:hanging="720"/>
-        <w:jc w:val="both"/>
-        <w:rPr>
-          <w:rFonts w:eastAsiaTheme="minorEastAsia"/>
-          <w:szCs w:val="24"/>
-          <w:lang w:val="en-MY" w:eastAsia="zh-CN"/>
-        </w:rPr>
-      </w:pPr>
-      <w:r>
-        <w:rPr>
-          <w:rFonts w:eastAsiaTheme="minorEastAsia"/>
-          <w:szCs w:val="24"/>
-          <w:lang w:val="en-MY" w:eastAsia="zh-CN"/>
-        </w:rPr>
-        <w:t>Rahmani, B., Moghaddam, A.M., Maghrebi, M.: Forecasting demand fluctuations of public bus transit during special events and adverse weather conditions through smart card data analysis. Travel Behaviour and Society 40, 101033 (2025). https://doi.org/10.1016/j.tbs.2025.101033</w:t>
-      </w:r>
-    </w:p>
-    <w:p>
-      <w:pPr>
-        <w:ind w:left="709" w:hanging="720"/>
-        <w:jc w:val="both"/>
-        <w:rPr>
-          <w:rFonts w:eastAsiaTheme="minorEastAsia"/>
-          <w:szCs w:val="24"/>
-          <w:lang w:val="en-MY" w:eastAsia="zh-CN"/>
-        </w:rPr>
-      </w:pPr>
-    </w:p>
-    <w:p>
-      <w:pPr>
-        <w:ind w:left="709" w:hanging="720"/>
-        <w:jc w:val="both"/>
-        <w:rPr>
-          <w:rFonts w:eastAsiaTheme="minorEastAsia"/>
-          <w:szCs w:val="24"/>
-          <w:lang w:val="en-MY" w:eastAsia="zh-CN"/>
-        </w:rPr>
-      </w:pPr>
-      <w:r>
-        <w:rPr>
-          <w:rFonts w:eastAsiaTheme="minorEastAsia"/>
-          <w:szCs w:val="24"/>
-          <w:lang w:val="en-MY" w:eastAsia="zh-CN"/>
-        </w:rPr>
-        <w:t xml:space="preserve">S.K.B., S., Mathivanan, S.K., Rajadurai, H., et al.: A multi-modal geospatial-temporal LSTM based deep learning framework for predictive </w:t>
-      </w:r>
-      <w:proofErr w:type="spellStart"/>
-      <w:r>
-        <w:rPr>
-          <w:rFonts w:eastAsiaTheme="minorEastAsia"/>
-          <w:szCs w:val="24"/>
-          <w:lang w:val="en-MY" w:eastAsia="zh-CN"/>
-        </w:rPr>
-        <w:t>modeling</w:t>
-      </w:r>
-      <w:proofErr w:type="spellEnd"/>
-      <w:r>
-        <w:rPr>
-          <w:rFonts w:eastAsiaTheme="minorEastAsia"/>
-          <w:szCs w:val="24"/>
-          <w:lang w:val="en-MY" w:eastAsia="zh-CN"/>
-        </w:rPr>
-        <w:t xml:space="preserve"> of urban mobility patterns. Scientific Reports 14, 1–19 (2024). https://doi.org/10.1038/s41598-024-74237-3</w:t>
-      </w:r>
-    </w:p>
-    <w:p>
-      <w:pPr>
-        <w:ind w:left="709" w:hanging="720"/>
-        <w:jc w:val="both"/>
-        <w:rPr>
-          <w:rFonts w:eastAsiaTheme="minorEastAsia"/>
-          <w:szCs w:val="24"/>
-          <w:lang w:val="en-MY" w:eastAsia="zh-CN"/>
-        </w:rPr>
-      </w:pPr>
-    </w:p>
-    <w:p>
-      <w:pPr>
-        <w:ind w:left="709" w:hanging="720"/>
-        <w:jc w:val="both"/>
-        <w:rPr>
-          <w:rFonts w:eastAsiaTheme="minorEastAsia"/>
-          <w:szCs w:val="24"/>
-          <w:lang w:val="en-MY" w:eastAsia="zh-CN"/>
-        </w:rPr>
-      </w:pPr>
-      <w:r>
-        <w:rPr>
-          <w:rFonts w:eastAsiaTheme="minorEastAsia"/>
-          <w:szCs w:val="24"/>
-          <w:lang w:val="en-MY" w:eastAsia="zh-CN"/>
-        </w:rPr>
-        <w:t>Shi, B., Wang, Z., Yan, J., et al.: A novel spatial-temporal deep learning method for metro flow prediction considering external factors and periodicity. Applied Sciences 14(5), 1949 (2024). https://doi.org/10.3390/app14051949</w:t>
-      </w:r>
-    </w:p>
-    <w:p>
-      <w:pPr>
-        <w:ind w:left="709" w:hanging="720"/>
-        <w:jc w:val="both"/>
-        <w:rPr>
-          <w:rFonts w:eastAsiaTheme="minorEastAsia"/>
-          <w:szCs w:val="24"/>
-          <w:lang w:val="en-MY" w:eastAsia="zh-CN"/>
-        </w:rPr>
-      </w:pPr>
-    </w:p>
-    <w:p>
-      <w:pPr>
-        <w:ind w:left="709" w:hanging="720"/>
-        <w:jc w:val="both"/>
-        <w:rPr>
-          <w:rFonts w:eastAsiaTheme="minorEastAsia"/>
-          <w:szCs w:val="24"/>
-          <w:lang w:val="en-MY" w:eastAsia="zh-CN"/>
-        </w:rPr>
-      </w:pPr>
-      <w:proofErr w:type="spellStart"/>
-      <w:r>
-        <w:rPr>
-          <w:rFonts w:eastAsiaTheme="minorEastAsia"/>
-          <w:szCs w:val="24"/>
-          <w:lang w:val="en-MY" w:eastAsia="zh-CN"/>
-        </w:rPr>
-        <w:t>Sobrie</w:t>
-      </w:r>
-      <w:proofErr w:type="spellEnd"/>
-      <w:r>
-        <w:rPr>
-          <w:rFonts w:eastAsiaTheme="minorEastAsia"/>
-          <w:szCs w:val="24"/>
-          <w:lang w:val="en-MY" w:eastAsia="zh-CN"/>
-        </w:rPr>
-        <w:t xml:space="preserve">, L., </w:t>
-      </w:r>
-      <w:proofErr w:type="spellStart"/>
-      <w:r>
-        <w:rPr>
-          <w:rFonts w:eastAsiaTheme="minorEastAsia"/>
-          <w:szCs w:val="24"/>
-          <w:lang w:val="en-MY" w:eastAsia="zh-CN"/>
-        </w:rPr>
-        <w:t>Verschelde</w:t>
-      </w:r>
-      <w:proofErr w:type="spellEnd"/>
-      <w:r>
-        <w:rPr>
-          <w:rFonts w:eastAsiaTheme="minorEastAsia"/>
-          <w:szCs w:val="24"/>
-          <w:lang w:val="en-MY" w:eastAsia="zh-CN"/>
-        </w:rPr>
-        <w:t>, M., Hennebel, V., et al.: Capturing complexity over space and time via deep learning: an application to real-time delay prediction in railways. European Journal of Operational Research 310(3), 1201–1217 (2023). https://doi.org/10.1016/j.ejor.2023.03.040</w:t>
-      </w:r>
-    </w:p>
-    <w:p>
-      <w:pPr>
-        <w:ind w:left="709" w:hanging="720"/>
-        <w:jc w:val="both"/>
-        <w:rPr>
-          <w:rFonts w:eastAsiaTheme="minorEastAsia"/>
-          <w:szCs w:val="24"/>
-          <w:lang w:val="en-MY" w:eastAsia="zh-CN"/>
-        </w:rPr>
-      </w:pPr>
-    </w:p>
-    <w:p>
-      <w:pPr>
-        <w:ind w:left="709" w:hanging="720"/>
-        <w:jc w:val="both"/>
-        <w:rPr>
-          <w:rFonts w:eastAsiaTheme="minorEastAsia"/>
-          <w:szCs w:val="24"/>
-          <w:lang w:val="en-MY" w:eastAsia="zh-CN"/>
-        </w:rPr>
-      </w:pPr>
-      <w:r>
-        <w:rPr>
-          <w:rFonts w:eastAsiaTheme="minorEastAsia"/>
-          <w:szCs w:val="24"/>
-          <w:lang w:val="en-MY" w:eastAsia="zh-CN"/>
-        </w:rPr>
-        <w:t>Son, H., Jang, J., Park, J., et al.: Leveraging advanced technologies for (smart) transportation planning: a systematic review. Sustainability 17(5), 2245 (2025). https://doi.org/10.3390/su17052245</w:t>
-      </w:r>
-    </w:p>
-    <w:p>
-      <w:pPr>
-        <w:ind w:left="709" w:hanging="720"/>
-        <w:jc w:val="both"/>
-        <w:rPr>
-          <w:rFonts w:eastAsiaTheme="minorEastAsia"/>
-          <w:szCs w:val="24"/>
-          <w:lang w:val="en-MY" w:eastAsia="zh-CN"/>
-        </w:rPr>
-      </w:pPr>
-    </w:p>
-    <w:p>
-      <w:pPr>
-        <w:ind w:left="709" w:hanging="720"/>
-        <w:jc w:val="both"/>
-        <w:rPr>
-          <w:rFonts w:eastAsiaTheme="minorEastAsia"/>
-          <w:szCs w:val="24"/>
-          <w:lang w:val="en-MY" w:eastAsia="zh-CN"/>
-        </w:rPr>
-      </w:pPr>
-      <w:r>
-        <w:rPr>
-          <w:rFonts w:eastAsiaTheme="minorEastAsia"/>
-          <w:szCs w:val="24"/>
-          <w:lang w:val="en-MY" w:eastAsia="zh-CN"/>
-        </w:rPr>
-        <w:t>Song, Y., Luo, R., Zhou, T., et al.: Graph attention Informer for long-term traffic flow prediction under the impact of sports events. Sensors 24(15), 4796 (2024). https://doi.org/10.3390/s24154796</w:t>
-      </w:r>
-    </w:p>
-    <w:p>
-      <w:pPr>
-        <w:ind w:left="709" w:hanging="720"/>
-        <w:jc w:val="both"/>
-        <w:rPr>
-          <w:rFonts w:eastAsiaTheme="minorEastAsia"/>
-          <w:szCs w:val="24"/>
-          <w:lang w:val="en-MY" w:eastAsia="zh-CN"/>
-        </w:rPr>
-      </w:pPr>
-    </w:p>
-    <w:p>
-      <w:pPr>
-        <w:ind w:left="709" w:hanging="720"/>
-        <w:jc w:val="both"/>
-        <w:rPr>
-          <w:rFonts w:eastAsiaTheme="minorEastAsia"/>
-          <w:szCs w:val="24"/>
-          <w:lang w:val="en-MY" w:eastAsia="zh-CN"/>
-        </w:rPr>
-      </w:pPr>
-      <w:r>
-        <w:rPr>
-          <w:rFonts w:eastAsiaTheme="minorEastAsia"/>
-          <w:szCs w:val="24"/>
-          <w:lang w:val="en-MY" w:eastAsia="zh-CN"/>
-        </w:rPr>
-        <w:t>Suwaidi, J.A., Aydin, R., Rashid, H.: Investigating barriers and challenges to artificial intelligence (AI) implementation in logistics operations: a systematic review of literature. In: Proceedings of the 5th European International Conference on Industrial Engineering and Operations Management, pp. 1600–1616 (2022). https://doi.org/10.46254/EU05.20220308</w:t>
-      </w:r>
-    </w:p>
-    <w:p>
-      <w:pPr>
-        <w:ind w:left="709" w:hanging="720"/>
-        <w:jc w:val="both"/>
-        <w:rPr>
-          <w:rFonts w:eastAsiaTheme="minorEastAsia"/>
-          <w:szCs w:val="24"/>
-          <w:lang w:val="en-MY" w:eastAsia="zh-CN"/>
-        </w:rPr>
-      </w:pPr>
-    </w:p>
-    <w:p>
-      <w:pPr>
-        <w:ind w:left="709" w:hanging="720"/>
-        <w:jc w:val="both"/>
-        <w:rPr>
-          <w:rFonts w:eastAsiaTheme="minorEastAsia"/>
-          <w:szCs w:val="24"/>
-          <w:lang w:val="en-MY" w:eastAsia="zh-CN"/>
-        </w:rPr>
-      </w:pPr>
-      <w:proofErr w:type="spellStart"/>
-      <w:r>
-        <w:rPr>
-          <w:rFonts w:eastAsiaTheme="minorEastAsia"/>
-          <w:szCs w:val="24"/>
-          <w:lang w:val="en-MY" w:eastAsia="zh-CN"/>
-        </w:rPr>
-        <w:lastRenderedPageBreak/>
-        <w:t>Topilin</w:t>
-      </w:r>
-      <w:proofErr w:type="spellEnd"/>
-      <w:r>
-        <w:rPr>
-          <w:rFonts w:eastAsiaTheme="minorEastAsia"/>
-          <w:szCs w:val="24"/>
-          <w:lang w:val="en-MY" w:eastAsia="zh-CN"/>
-        </w:rPr>
-        <w:t xml:space="preserve">, I., Jiang, J., </w:t>
-      </w:r>
-      <w:proofErr w:type="spellStart"/>
-      <w:r>
-        <w:rPr>
-          <w:rFonts w:eastAsiaTheme="minorEastAsia"/>
-          <w:szCs w:val="24"/>
-          <w:lang w:val="en-MY" w:eastAsia="zh-CN"/>
-        </w:rPr>
-        <w:t>Feofilova</w:t>
-      </w:r>
-      <w:proofErr w:type="spellEnd"/>
-      <w:r>
-        <w:rPr>
-          <w:rFonts w:eastAsiaTheme="minorEastAsia"/>
-          <w:szCs w:val="24"/>
-          <w:lang w:val="en-MY" w:eastAsia="zh-CN"/>
-        </w:rPr>
-        <w:t>, A., et al.: Traffic flow prediction via a hybrid CPO-CNN-LSTM-attention architecture. Smart Cities 8(5), 148 (2025). https://doi.org/10.3390/smartcities8050148</w:t>
-      </w:r>
-    </w:p>
-    <w:p>
-      <w:pPr>
-        <w:ind w:left="709" w:hanging="720"/>
-        <w:jc w:val="both"/>
-        <w:rPr>
-          <w:rFonts w:eastAsiaTheme="minorEastAsia"/>
-          <w:szCs w:val="24"/>
-          <w:lang w:val="en-MY" w:eastAsia="zh-CN"/>
-        </w:rPr>
-      </w:pPr>
-    </w:p>
-    <w:p>
-      <w:pPr>
-        <w:ind w:left="709" w:hanging="720"/>
-        <w:jc w:val="both"/>
-        <w:rPr>
-          <w:rFonts w:eastAsiaTheme="minorEastAsia"/>
-          <w:szCs w:val="24"/>
-          <w:lang w:val="en-MY" w:eastAsia="zh-CN"/>
-        </w:rPr>
-      </w:pPr>
-      <w:proofErr w:type="spellStart"/>
-      <w:r>
-        <w:rPr>
-          <w:rFonts w:eastAsiaTheme="minorEastAsia"/>
-          <w:szCs w:val="24"/>
-          <w:lang w:val="en-MY" w:eastAsia="zh-CN"/>
-        </w:rPr>
-        <w:t>Ubaidillah</w:t>
-      </w:r>
-      <w:proofErr w:type="spellEnd"/>
-      <w:r>
-        <w:rPr>
-          <w:rFonts w:eastAsiaTheme="minorEastAsia"/>
-          <w:szCs w:val="24"/>
-          <w:lang w:val="en-MY" w:eastAsia="zh-CN"/>
-        </w:rPr>
-        <w:t>, N.Z., Sa'ad, N.H., Ismail, F., et al.: The impact of public bus service quality on the users' satisfaction: evidence from a developing Asian city. Review of Applied Socio-Economic Research 23(1), 83–96 (2022). https://doi.org/10.54609/reaser.v23i1.185</w:t>
-      </w:r>
-    </w:p>
-    <w:p>
-      <w:pPr>
-        <w:ind w:left="709" w:hanging="720"/>
-        <w:jc w:val="both"/>
-        <w:rPr>
-          <w:rFonts w:eastAsiaTheme="minorEastAsia"/>
-          <w:szCs w:val="24"/>
-          <w:lang w:val="en-MY" w:eastAsia="zh-CN"/>
-        </w:rPr>
-      </w:pPr>
-    </w:p>
-    <w:p>
-      <w:pPr>
-        <w:ind w:left="709" w:hanging="720"/>
-        <w:jc w:val="both"/>
-        <w:rPr>
-          <w:rFonts w:eastAsiaTheme="minorEastAsia"/>
-          <w:szCs w:val="24"/>
-          <w:lang w:val="en-MY" w:eastAsia="zh-CN"/>
-        </w:rPr>
-      </w:pPr>
-      <w:proofErr w:type="spellStart"/>
-      <w:r>
-        <w:rPr>
-          <w:rFonts w:eastAsiaTheme="minorEastAsia"/>
-          <w:szCs w:val="24"/>
-          <w:lang w:val="en-MY" w:eastAsia="zh-CN"/>
-        </w:rPr>
-        <w:t>Vujadinovic</w:t>
-      </w:r>
-      <w:proofErr w:type="spellEnd"/>
-      <w:r>
-        <w:rPr>
-          <w:rFonts w:eastAsiaTheme="minorEastAsia"/>
-          <w:szCs w:val="24"/>
-          <w:lang w:val="en-MY" w:eastAsia="zh-CN"/>
-        </w:rPr>
-        <w:t>, V.L., Damnjanovic, A., Cakic, A., et al.: AI-driven approach for enhancing sustainability in urban public transportation. Sustainability 16(17), 7763 (2024). https://doi.org/10.3390/su16177763</w:t>
-      </w:r>
-    </w:p>
-    <w:p>
-      <w:pPr>
-        <w:ind w:left="709" w:hanging="720"/>
-        <w:jc w:val="both"/>
-        <w:rPr>
-          <w:rFonts w:eastAsiaTheme="minorEastAsia"/>
-          <w:szCs w:val="24"/>
-          <w:lang w:val="en-MY" w:eastAsia="zh-CN"/>
-        </w:rPr>
-      </w:pPr>
-    </w:p>
-    <w:p>
-      <w:pPr>
-        <w:ind w:left="709" w:hanging="720"/>
-        <w:jc w:val="both"/>
-        <w:rPr>
-          <w:rFonts w:eastAsiaTheme="minorEastAsia"/>
-          <w:szCs w:val="24"/>
-          <w:lang w:val="en-MY" w:eastAsia="zh-CN"/>
-        </w:rPr>
-      </w:pPr>
-      <w:r>
-        <w:rPr>
-          <w:rFonts w:eastAsiaTheme="minorEastAsia"/>
-          <w:szCs w:val="24"/>
-          <w:lang w:val="en-MY" w:eastAsia="zh-CN"/>
-        </w:rPr>
-        <w:t>Wang, J., Liu, C., Wu, Z., et al.: The roadmap and strategy for prioritizing the development of public transport in China. Multimodal Transportation 4(1), 100184 (2025). https://doi.org/10.1016/j.multra.2024.100184</w:t>
-      </w:r>
-    </w:p>
-    <w:p>
-      <w:pPr>
-        <w:ind w:left="709" w:hanging="720"/>
-        <w:jc w:val="both"/>
-        <w:rPr>
-          <w:rFonts w:eastAsiaTheme="minorEastAsia"/>
-          <w:szCs w:val="24"/>
-          <w:lang w:val="en-MY" w:eastAsia="zh-CN"/>
-        </w:rPr>
-      </w:pPr>
-    </w:p>
-    <w:p>
-      <w:pPr>
-        <w:ind w:left="709" w:hanging="720"/>
-        <w:jc w:val="both"/>
-        <w:rPr>
-          <w:rFonts w:eastAsiaTheme="minorEastAsia"/>
-          <w:szCs w:val="24"/>
-          <w:lang w:val="en-MY" w:eastAsia="zh-CN"/>
-        </w:rPr>
-      </w:pPr>
-      <w:r>
-        <w:rPr>
-          <w:rFonts w:eastAsiaTheme="minorEastAsia"/>
-          <w:szCs w:val="24"/>
-          <w:lang w:val="en-MY" w:eastAsia="zh-CN"/>
-        </w:rPr>
-        <w:t>Wei, L., Guo, D., Chen, Z., et al.: Forecasting short-term passenger flow of subway stations based on the temporal pattern attention mechanism and the long short-term memory network. ISPRS International Journal of Geo-Information 12(1), 25 (2023). https://doi.org/10.3390/ijgi12010025</w:t>
-      </w:r>
-    </w:p>
-    <w:p>
-      <w:pPr>
-        <w:ind w:left="709" w:hanging="720"/>
-        <w:jc w:val="both"/>
-        <w:rPr>
-          <w:rFonts w:eastAsiaTheme="minorEastAsia"/>
-          <w:szCs w:val="24"/>
-          <w:lang w:val="en-MY" w:eastAsia="zh-CN"/>
-        </w:rPr>
-      </w:pPr>
-    </w:p>
-    <w:p>
-      <w:pPr>
-        <w:ind w:left="709" w:hanging="720"/>
-        <w:jc w:val="both"/>
-        <w:rPr>
-          <w:rFonts w:eastAsiaTheme="minorEastAsia"/>
-          <w:szCs w:val="24"/>
-          <w:lang w:val="en-MY" w:eastAsia="zh-CN"/>
-        </w:rPr>
-      </w:pPr>
-      <w:r>
-        <w:rPr>
-          <w:rFonts w:eastAsiaTheme="minorEastAsia"/>
-          <w:szCs w:val="24"/>
-          <w:lang w:val="en-MY" w:eastAsia="zh-CN"/>
-        </w:rPr>
-        <w:t>Wu, J.-L., Lu, M., Wang, C.-Y.: Forecasting metro rail transit passenger flow with multiple-attention deep neural networks and surrounding vehicle detection devices. Applied Intelligence 53, 18531–18546 (2023). https://doi.org/10.1007/s10489-023-04483-x</w:t>
-      </w:r>
-    </w:p>
-    <w:p>
-      <w:pPr>
-        <w:ind w:left="709" w:hanging="720"/>
-        <w:jc w:val="both"/>
-        <w:rPr>
-          <w:rFonts w:eastAsiaTheme="minorEastAsia"/>
-          <w:szCs w:val="24"/>
-          <w:lang w:val="en-MY" w:eastAsia="zh-CN"/>
-        </w:rPr>
-      </w:pPr>
-    </w:p>
-    <w:p>
-      <w:pPr>
-        <w:ind w:left="709" w:hanging="720"/>
-        <w:jc w:val="both"/>
-        <w:rPr>
-          <w:rFonts w:eastAsiaTheme="minorEastAsia"/>
-          <w:szCs w:val="24"/>
-          <w:lang w:val="en-MY" w:eastAsia="zh-CN"/>
-        </w:rPr>
-      </w:pPr>
-      <w:r>
-        <w:rPr>
-          <w:rFonts w:eastAsiaTheme="minorEastAsia"/>
-          <w:szCs w:val="24"/>
-          <w:lang w:val="en-MY" w:eastAsia="zh-CN"/>
-        </w:rPr>
-        <w:t>Wu, Z., Liu, X., Zhang, X.: Multi dynamic temporal representation graph convolutional network for traffic flow prediction. Scientific Reports 15, 16734 (2025). https://doi.org/10.1038/s41598-025-01157-1</w:t>
-      </w:r>
-    </w:p>
-    <w:p>
-      <w:pPr>
-        <w:ind w:left="709" w:hanging="720"/>
-        <w:jc w:val="both"/>
-        <w:rPr>
-          <w:rFonts w:eastAsiaTheme="minorEastAsia"/>
-          <w:szCs w:val="24"/>
-          <w:lang w:val="en-MY" w:eastAsia="zh-CN"/>
-        </w:rPr>
-      </w:pPr>
-    </w:p>
-    <w:p>
-      <w:pPr>
-        <w:ind w:left="709" w:hanging="720"/>
-        <w:jc w:val="both"/>
-        <w:rPr>
-          <w:rFonts w:eastAsiaTheme="minorEastAsia"/>
-          <w:szCs w:val="24"/>
-          <w:lang w:val="en-MY" w:eastAsia="zh-CN"/>
-        </w:rPr>
-      </w:pPr>
-      <w:r>
-        <w:rPr>
-          <w:rFonts w:eastAsiaTheme="minorEastAsia"/>
-          <w:szCs w:val="24"/>
-          <w:lang w:val="en-MY" w:eastAsia="zh-CN"/>
-        </w:rPr>
-        <w:t>Yin, X., Wu, G., Wei, J., et al.: Deep learning on traffic prediction: methods, analysis, and future directions. IEEE Transactions on Intelligent Transportation Systems 23(6), 4927–4943 (2022). https://doi.org/10.1109/TITS.2021.3054840</w:t>
-      </w:r>
-    </w:p>
-    <w:p>
-      <w:pPr>
-        <w:ind w:left="709" w:hanging="720"/>
-        <w:jc w:val="both"/>
-        <w:rPr>
-          <w:rFonts w:eastAsiaTheme="minorEastAsia"/>
-          <w:szCs w:val="24"/>
-          <w:lang w:val="en-MY" w:eastAsia="zh-CN"/>
-        </w:rPr>
-      </w:pPr>
-    </w:p>
-    <w:p>
-      <w:pPr>
-        <w:ind w:left="709" w:hanging="720"/>
-        <w:jc w:val="both"/>
-        <w:rPr>
-          <w:rFonts w:eastAsiaTheme="minorEastAsia"/>
-          <w:szCs w:val="24"/>
-          <w:lang w:val="en-MY" w:eastAsia="zh-CN"/>
-        </w:rPr>
-      </w:pPr>
-      <w:r>
-        <w:rPr>
-          <w:rFonts w:eastAsiaTheme="minorEastAsia"/>
-          <w:szCs w:val="24"/>
-          <w:lang w:val="en-MY" w:eastAsia="zh-CN"/>
-        </w:rPr>
-        <w:t>Yusuf, O., Rasheed, A., Lindseth, F.: Data-driven predictive modelling of stop-level public transit patterns. Transportation, 1–53 (2025). https://doi.org/10.1007/s11116-025-10689-4</w:t>
-      </w:r>
-    </w:p>
-    <w:p>
-      <w:pPr>
-        <w:ind w:left="709" w:hanging="720"/>
-        <w:jc w:val="both"/>
-        <w:rPr>
-          <w:rFonts w:eastAsiaTheme="minorEastAsia"/>
-          <w:szCs w:val="24"/>
-          <w:lang w:val="en-MY" w:eastAsia="zh-CN"/>
-        </w:rPr>
-      </w:pPr>
-    </w:p>
-    <w:p>
-      <w:pPr>
-        <w:ind w:left="709" w:hanging="720"/>
-        <w:jc w:val="both"/>
-        <w:rPr>
-          <w:rFonts w:eastAsiaTheme="minorEastAsia"/>
-          <w:szCs w:val="24"/>
-          <w:lang w:val="en-MY" w:eastAsia="zh-CN"/>
-        </w:rPr>
-      </w:pPr>
-      <w:r>
-        <w:rPr>
-          <w:rFonts w:eastAsiaTheme="minorEastAsia"/>
-          <w:szCs w:val="24"/>
-          <w:lang w:val="en-MY" w:eastAsia="zh-CN"/>
-        </w:rPr>
-        <w:t xml:space="preserve">Zhao, M., Lan, C.-L.: </w:t>
-      </w:r>
-      <w:proofErr w:type="spellStart"/>
-      <w:r>
-        <w:rPr>
-          <w:rFonts w:eastAsiaTheme="minorEastAsia"/>
-          <w:szCs w:val="24"/>
-          <w:lang w:val="en-MY" w:eastAsia="zh-CN"/>
-        </w:rPr>
-        <w:t>Modeling</w:t>
-      </w:r>
-      <w:proofErr w:type="spellEnd"/>
-      <w:r>
-        <w:rPr>
-          <w:rFonts w:eastAsiaTheme="minorEastAsia"/>
-          <w:szCs w:val="24"/>
-          <w:lang w:val="en-MY" w:eastAsia="zh-CN"/>
-        </w:rPr>
-        <w:t xml:space="preserve"> travel time reliability for non-interstate national highway system routes. Virginia Transportation Research Council, 1–68 (2025). https://vtrc.virginia.gov/media/vtrc/vtrc-pdf/vtrc-pdf/26-R23.pdf</w:t>
-      </w:r>
-    </w:p>
-    <w:p>
-      <w:pPr>
-        <w:ind w:left="709" w:hanging="720"/>
-        <w:jc w:val="both"/>
-        <w:rPr>
-          <w:rFonts w:eastAsiaTheme="minorEastAsia"/>
-          <w:szCs w:val="24"/>
-          <w:lang w:val="en-MY" w:eastAsia="zh-CN"/>
-        </w:rPr>
-      </w:pPr>
-    </w:p>
-    <w:p>
-      <w:pPr>
-        <w:ind w:left="709" w:hanging="720"/>
-        <w:jc w:val="both"/>
-        <w:rPr>
-          <w:rFonts w:eastAsiaTheme="minorEastAsia"/>
-          <w:szCs w:val="24"/>
-          <w:lang w:val="en-MY" w:eastAsia="zh-CN"/>
-        </w:rPr>
-      </w:pPr>
-      <w:r>
-        <w:rPr>
-          <w:rFonts w:eastAsiaTheme="minorEastAsia"/>
-          <w:szCs w:val="24"/>
-          <w:lang w:val="en-MY" w:eastAsia="zh-CN"/>
-        </w:rPr>
         <w:t>Zhuang, W., Cao, Y.: Short-term traffic flow prediction based on CNN-BILSTM with multicomponent information. Applied Sciences 12(17), 8714 (2022). https://doi.org/10.3390/app12178714</w:t>
       </w:r>
     </w:p>
